--- a/Cryptography/docx/lab5.docx
+++ b/Cryptography/docx/lab5.docx
@@ -761,15 +761,28 @@
           <w:szCs w:val="22"/>
         </w:rPr>
       </w:pPr>
-      <w:r>
-        <w:rPr>
-          <w:rFonts w:ascii="Bahnschrift SemiBold" w:hAnsi="Bahnschrift SemiBold" w:cs="Times New Roman"/>
-          <w:b/>
-          <w:bCs/>
-          <w:sz w:val="22"/>
-          <w:szCs w:val="22"/>
-        </w:rPr>
-        <w:t>/* P10 and P8 permutation tables */</w:t>
+    </w:p>
+    <w:p>
+      <w:pPr>
+        <w:spacing w:line="360" w:lineRule="auto"/>
+        <w:jc w:val="both"/>
+        <w:rPr>
+          <w:rFonts w:ascii="Bahnschrift SemiBold" w:hAnsi="Bahnschrift SemiBold" w:cs="Times New Roman"/>
+          <w:b/>
+          <w:bCs/>
+          <w:sz w:val="22"/>
+          <w:szCs w:val="22"/>
+        </w:rPr>
+      </w:pPr>
+      <w:r>
+        <w:rPr>
+          <w:rFonts w:ascii="Bahnschrift SemiBold" w:hAnsi="Bahnschrift SemiBold" w:cs="Times New Roman"/>
+          <w:b/>
+          <w:bCs/>
+          <w:sz w:val="22"/>
+          <w:szCs w:val="22"/>
+        </w:rPr>
+        <w:t>/* P10 permutation table */</w:t>
       </w:r>
     </w:p>
     <w:p>
@@ -807,16 +820,6 @@
           <w:szCs w:val="22"/>
         </w:rPr>
       </w:pPr>
-      <w:r>
-        <w:rPr>
-          <w:rFonts w:ascii="Bahnschrift SemiBold" w:hAnsi="Bahnschrift SemiBold" w:cs="Times New Roman"/>
-          <w:b/>
-          <w:bCs/>
-          <w:sz w:val="22"/>
-          <w:szCs w:val="22"/>
-        </w:rPr>
-        <w:t>int P8[8]  = {6, 3, 7, 4, 8, 5, 10, 9};</w:t>
-      </w:r>
     </w:p>
     <w:p>
       <w:pPr>
@@ -861,7 +864,29 @@
           <w:sz w:val="22"/>
           <w:szCs w:val="22"/>
         </w:rPr>
-        <w:t>void permute(int *key, int *perm, int size, int *output)</w:t>
+        <w:t xml:space="preserve">void </w:t>
+      </w:r>
+      <w:proofErr w:type="gramStart"/>
+      <w:r>
+        <w:rPr>
+          <w:rFonts w:ascii="Bahnschrift SemiBold" w:hAnsi="Bahnschrift SemiBold" w:cs="Times New Roman"/>
+          <w:b/>
+          <w:bCs/>
+          <w:sz w:val="22"/>
+          <w:szCs w:val="22"/>
+        </w:rPr>
+        <w:t>permute(</w:t>
+      </w:r>
+      <w:proofErr w:type="gramEnd"/>
+      <w:r>
+        <w:rPr>
+          <w:rFonts w:ascii="Bahnschrift SemiBold" w:hAnsi="Bahnschrift SemiBold" w:cs="Times New Roman"/>
+          <w:b/>
+          <w:bCs/>
+          <w:sz w:val="22"/>
+          <w:szCs w:val="22"/>
+        </w:rPr>
+        <w:t>int *key, int *perm, int size, int *output)</w:t>
       </w:r>
     </w:p>
     <w:p>
@@ -1078,15 +1103,28 @@
           <w:szCs w:val="22"/>
         </w:rPr>
       </w:pPr>
-      <w:r>
-        <w:rPr>
-          <w:rFonts w:ascii="Bahnschrift SemiBold" w:hAnsi="Bahnschrift SemiBold" w:cs="Times New Roman"/>
-          <w:b/>
-          <w:bCs/>
-          <w:sz w:val="22"/>
-          <w:szCs w:val="22"/>
-        </w:rPr>
-        <w:t>/* Left shift function */</w:t>
+    </w:p>
+    <w:p>
+      <w:pPr>
+        <w:spacing w:line="360" w:lineRule="auto"/>
+        <w:jc w:val="both"/>
+        <w:rPr>
+          <w:rFonts w:ascii="Bahnschrift SemiBold" w:hAnsi="Bahnschrift SemiBold" w:cs="Times New Roman"/>
+          <w:b/>
+          <w:bCs/>
+          <w:sz w:val="22"/>
+          <w:szCs w:val="22"/>
+        </w:rPr>
+      </w:pPr>
+      <w:r>
+        <w:rPr>
+          <w:rFonts w:ascii="Bahnschrift SemiBold" w:hAnsi="Bahnschrift SemiBold" w:cs="Times New Roman"/>
+          <w:b/>
+          <w:bCs/>
+          <w:sz w:val="22"/>
+          <w:szCs w:val="22"/>
+        </w:rPr>
+        <w:t>/* Left circular shift for two halves */</w:t>
       </w:r>
     </w:p>
     <w:p>
@@ -1112,6 +1150,7 @@
         <w:t xml:space="preserve">void </w:t>
       </w:r>
       <w:proofErr w:type="spellStart"/>
+      <w:proofErr w:type="gramStart"/>
       <w:r>
         <w:rPr>
           <w:rFonts w:ascii="Bahnschrift SemiBold" w:hAnsi="Bahnschrift SemiBold" w:cs="Times New Roman"/>
@@ -1131,7 +1170,18 @@
           <w:sz w:val="22"/>
           <w:szCs w:val="22"/>
         </w:rPr>
-        <w:t>(int *key, int shifts)</w:t>
+        <w:t>(</w:t>
+      </w:r>
+      <w:proofErr w:type="gramEnd"/>
+      <w:r>
+        <w:rPr>
+          <w:rFonts w:ascii="Bahnschrift SemiBold" w:hAnsi="Bahnschrift SemiBold" w:cs="Times New Roman"/>
+          <w:b/>
+          <w:bCs/>
+          <w:sz w:val="22"/>
+          <w:szCs w:val="22"/>
+        </w:rPr>
+        <w:t>int *key)</w:t>
       </w:r>
     </w:p>
     <w:p>
@@ -1177,7 +1227,176 @@
           <w:sz w:val="22"/>
           <w:szCs w:val="22"/>
         </w:rPr>
-        <w:t>    while (shifts--)</w:t>
+        <w:t xml:space="preserve">    int temp1 = </w:t>
+      </w:r>
+      <w:proofErr w:type="gramStart"/>
+      <w:r>
+        <w:rPr>
+          <w:rFonts w:ascii="Bahnschrift SemiBold" w:hAnsi="Bahnschrift SemiBold" w:cs="Times New Roman"/>
+          <w:b/>
+          <w:bCs/>
+          <w:sz w:val="22"/>
+          <w:szCs w:val="22"/>
+        </w:rPr>
+        <w:t>key[</w:t>
+      </w:r>
+      <w:proofErr w:type="gramEnd"/>
+      <w:r>
+        <w:rPr>
+          <w:rFonts w:ascii="Bahnschrift SemiBold" w:hAnsi="Bahnschrift SemiBold" w:cs="Times New Roman"/>
+          <w:b/>
+          <w:bCs/>
+          <w:sz w:val="22"/>
+          <w:szCs w:val="22"/>
+        </w:rPr>
+        <w:t>0];</w:t>
+      </w:r>
+    </w:p>
+    <w:p>
+      <w:pPr>
+        <w:spacing w:line="360" w:lineRule="auto"/>
+        <w:jc w:val="both"/>
+        <w:rPr>
+          <w:rFonts w:ascii="Bahnschrift SemiBold" w:hAnsi="Bahnschrift SemiBold" w:cs="Times New Roman"/>
+          <w:b/>
+          <w:bCs/>
+          <w:sz w:val="22"/>
+          <w:szCs w:val="22"/>
+        </w:rPr>
+      </w:pPr>
+      <w:r>
+        <w:rPr>
+          <w:rFonts w:ascii="Bahnschrift SemiBold" w:hAnsi="Bahnschrift SemiBold" w:cs="Times New Roman"/>
+          <w:b/>
+          <w:bCs/>
+          <w:sz w:val="22"/>
+          <w:szCs w:val="22"/>
+        </w:rPr>
+        <w:t xml:space="preserve">    int temp2 = </w:t>
+      </w:r>
+      <w:proofErr w:type="gramStart"/>
+      <w:r>
+        <w:rPr>
+          <w:rFonts w:ascii="Bahnschrift SemiBold" w:hAnsi="Bahnschrift SemiBold" w:cs="Times New Roman"/>
+          <w:b/>
+          <w:bCs/>
+          <w:sz w:val="22"/>
+          <w:szCs w:val="22"/>
+        </w:rPr>
+        <w:t>key[</w:t>
+      </w:r>
+      <w:proofErr w:type="gramEnd"/>
+      <w:r>
+        <w:rPr>
+          <w:rFonts w:ascii="Bahnschrift SemiBold" w:hAnsi="Bahnschrift SemiBold" w:cs="Times New Roman"/>
+          <w:b/>
+          <w:bCs/>
+          <w:sz w:val="22"/>
+          <w:szCs w:val="22"/>
+        </w:rPr>
+        <w:t>5];</w:t>
+      </w:r>
+    </w:p>
+    <w:p>
+      <w:pPr>
+        <w:spacing w:line="360" w:lineRule="auto"/>
+        <w:jc w:val="both"/>
+        <w:rPr>
+          <w:rFonts w:ascii="Bahnschrift SemiBold" w:hAnsi="Bahnschrift SemiBold" w:cs="Times New Roman"/>
+          <w:b/>
+          <w:bCs/>
+          <w:sz w:val="22"/>
+          <w:szCs w:val="22"/>
+        </w:rPr>
+      </w:pPr>
+    </w:p>
+    <w:p>
+      <w:pPr>
+        <w:spacing w:line="360" w:lineRule="auto"/>
+        <w:jc w:val="both"/>
+        <w:rPr>
+          <w:rFonts w:ascii="Bahnschrift SemiBold" w:hAnsi="Bahnschrift SemiBold" w:cs="Times New Roman"/>
+          <w:b/>
+          <w:bCs/>
+          <w:sz w:val="22"/>
+          <w:szCs w:val="22"/>
+        </w:rPr>
+      </w:pPr>
+      <w:r>
+        <w:rPr>
+          <w:rFonts w:ascii="Bahnschrift SemiBold" w:hAnsi="Bahnschrift SemiBold" w:cs="Times New Roman"/>
+          <w:b/>
+          <w:bCs/>
+          <w:sz w:val="22"/>
+          <w:szCs w:val="22"/>
+        </w:rPr>
+        <w:t xml:space="preserve">    for (int </w:t>
+      </w:r>
+      <w:proofErr w:type="spellStart"/>
+      <w:r>
+        <w:rPr>
+          <w:rFonts w:ascii="Bahnschrift SemiBold" w:hAnsi="Bahnschrift SemiBold" w:cs="Times New Roman"/>
+          <w:b/>
+          <w:bCs/>
+          <w:sz w:val="22"/>
+          <w:szCs w:val="22"/>
+        </w:rPr>
+        <w:t>i</w:t>
+      </w:r>
+      <w:proofErr w:type="spellEnd"/>
+      <w:r>
+        <w:rPr>
+          <w:rFonts w:ascii="Bahnschrift SemiBold" w:hAnsi="Bahnschrift SemiBold" w:cs="Times New Roman"/>
+          <w:b/>
+          <w:bCs/>
+          <w:sz w:val="22"/>
+          <w:szCs w:val="22"/>
+        </w:rPr>
+        <w:t xml:space="preserve"> = 0; </w:t>
+      </w:r>
+      <w:proofErr w:type="spellStart"/>
+      <w:r>
+        <w:rPr>
+          <w:rFonts w:ascii="Bahnschrift SemiBold" w:hAnsi="Bahnschrift SemiBold" w:cs="Times New Roman"/>
+          <w:b/>
+          <w:bCs/>
+          <w:sz w:val="22"/>
+          <w:szCs w:val="22"/>
+        </w:rPr>
+        <w:t>i</w:t>
+      </w:r>
+      <w:proofErr w:type="spellEnd"/>
+      <w:r>
+        <w:rPr>
+          <w:rFonts w:ascii="Bahnschrift SemiBold" w:hAnsi="Bahnschrift SemiBold" w:cs="Times New Roman"/>
+          <w:b/>
+          <w:bCs/>
+          <w:sz w:val="22"/>
+          <w:szCs w:val="22"/>
+        </w:rPr>
+        <w:t xml:space="preserve"> &lt; 4; </w:t>
+      </w:r>
+      <w:proofErr w:type="spellStart"/>
+      <w:r>
+        <w:rPr>
+          <w:rFonts w:ascii="Bahnschrift SemiBold" w:hAnsi="Bahnschrift SemiBold" w:cs="Times New Roman"/>
+          <w:b/>
+          <w:bCs/>
+          <w:sz w:val="22"/>
+          <w:szCs w:val="22"/>
+        </w:rPr>
+        <w:t>i</w:t>
+      </w:r>
+      <w:proofErr w:type="spellEnd"/>
+      <w:r>
+        <w:rPr>
+          <w:rFonts w:ascii="Bahnschrift SemiBold" w:hAnsi="Bahnschrift SemiBold" w:cs="Times New Roman"/>
+          <w:b/>
+          <w:bCs/>
+          <w:sz w:val="22"/>
+          <w:szCs w:val="22"/>
+        </w:rPr>
+        <w:t>++)</w:t>
       </w:r>
     </w:p>
     <w:p>
@@ -1223,31 +1442,979 @@
           <w:sz w:val="22"/>
           <w:szCs w:val="22"/>
         </w:rPr>
-        <w:t>        int temp1 = key[0];</w:t>
-      </w:r>
-    </w:p>
-    <w:p>
-      <w:pPr>
-        <w:spacing w:line="360" w:lineRule="auto"/>
-        <w:jc w:val="both"/>
-        <w:rPr>
-          <w:rFonts w:ascii="Bahnschrift SemiBold" w:hAnsi="Bahnschrift SemiBold" w:cs="Times New Roman"/>
-          <w:b/>
-          <w:bCs/>
-          <w:sz w:val="22"/>
-          <w:szCs w:val="22"/>
-        </w:rPr>
-      </w:pPr>
-      <w:r>
-        <w:rPr>
-          <w:rFonts w:ascii="Bahnschrift SemiBold" w:hAnsi="Bahnschrift SemiBold" w:cs="Times New Roman"/>
-          <w:b/>
-          <w:bCs/>
-          <w:sz w:val="22"/>
-          <w:szCs w:val="22"/>
-        </w:rPr>
-        <w:t>        int temp2 = key[5];</w:t>
-      </w:r>
+        <w:t>        key[</w:t>
+      </w:r>
+      <w:proofErr w:type="spellStart"/>
+      <w:r>
+        <w:rPr>
+          <w:rFonts w:ascii="Bahnschrift SemiBold" w:hAnsi="Bahnschrift SemiBold" w:cs="Times New Roman"/>
+          <w:b/>
+          <w:bCs/>
+          <w:sz w:val="22"/>
+          <w:szCs w:val="22"/>
+        </w:rPr>
+        <w:t>i</w:t>
+      </w:r>
+      <w:proofErr w:type="spellEnd"/>
+      <w:r>
+        <w:rPr>
+          <w:rFonts w:ascii="Bahnschrift SemiBold" w:hAnsi="Bahnschrift SemiBold" w:cs="Times New Roman"/>
+          <w:b/>
+          <w:bCs/>
+          <w:sz w:val="22"/>
+          <w:szCs w:val="22"/>
+        </w:rPr>
+        <w:t xml:space="preserve">] = </w:t>
+      </w:r>
+      <w:proofErr w:type="gramStart"/>
+      <w:r>
+        <w:rPr>
+          <w:rFonts w:ascii="Bahnschrift SemiBold" w:hAnsi="Bahnschrift SemiBold" w:cs="Times New Roman"/>
+          <w:b/>
+          <w:bCs/>
+          <w:sz w:val="22"/>
+          <w:szCs w:val="22"/>
+        </w:rPr>
+        <w:t>key[</w:t>
+      </w:r>
+      <w:proofErr w:type="spellStart"/>
+      <w:proofErr w:type="gramEnd"/>
+      <w:r>
+        <w:rPr>
+          <w:rFonts w:ascii="Bahnschrift SemiBold" w:hAnsi="Bahnschrift SemiBold" w:cs="Times New Roman"/>
+          <w:b/>
+          <w:bCs/>
+          <w:sz w:val="22"/>
+          <w:szCs w:val="22"/>
+        </w:rPr>
+        <w:t>i</w:t>
+      </w:r>
+      <w:proofErr w:type="spellEnd"/>
+      <w:r>
+        <w:rPr>
+          <w:rFonts w:ascii="Bahnschrift SemiBold" w:hAnsi="Bahnschrift SemiBold" w:cs="Times New Roman"/>
+          <w:b/>
+          <w:bCs/>
+          <w:sz w:val="22"/>
+          <w:szCs w:val="22"/>
+        </w:rPr>
+        <w:t xml:space="preserve"> + 1];</w:t>
+      </w:r>
+    </w:p>
+    <w:p>
+      <w:pPr>
+        <w:spacing w:line="360" w:lineRule="auto"/>
+        <w:jc w:val="both"/>
+        <w:rPr>
+          <w:rFonts w:ascii="Bahnschrift SemiBold" w:hAnsi="Bahnschrift SemiBold" w:cs="Times New Roman"/>
+          <w:b/>
+          <w:bCs/>
+          <w:sz w:val="22"/>
+          <w:szCs w:val="22"/>
+        </w:rPr>
+      </w:pPr>
+      <w:r>
+        <w:rPr>
+          <w:rFonts w:ascii="Bahnschrift SemiBold" w:hAnsi="Bahnschrift SemiBold" w:cs="Times New Roman"/>
+          <w:b/>
+          <w:bCs/>
+          <w:sz w:val="22"/>
+          <w:szCs w:val="22"/>
+        </w:rPr>
+        <w:t xml:space="preserve">        </w:t>
+      </w:r>
+      <w:proofErr w:type="gramStart"/>
+      <w:r>
+        <w:rPr>
+          <w:rFonts w:ascii="Bahnschrift SemiBold" w:hAnsi="Bahnschrift SemiBold" w:cs="Times New Roman"/>
+          <w:b/>
+          <w:bCs/>
+          <w:sz w:val="22"/>
+          <w:szCs w:val="22"/>
+        </w:rPr>
+        <w:t>key[</w:t>
+      </w:r>
+      <w:proofErr w:type="spellStart"/>
+      <w:proofErr w:type="gramEnd"/>
+      <w:r>
+        <w:rPr>
+          <w:rFonts w:ascii="Bahnschrift SemiBold" w:hAnsi="Bahnschrift SemiBold" w:cs="Times New Roman"/>
+          <w:b/>
+          <w:bCs/>
+          <w:sz w:val="22"/>
+          <w:szCs w:val="22"/>
+        </w:rPr>
+        <w:t>i</w:t>
+      </w:r>
+      <w:proofErr w:type="spellEnd"/>
+      <w:r>
+        <w:rPr>
+          <w:rFonts w:ascii="Bahnschrift SemiBold" w:hAnsi="Bahnschrift SemiBold" w:cs="Times New Roman"/>
+          <w:b/>
+          <w:bCs/>
+          <w:sz w:val="22"/>
+          <w:szCs w:val="22"/>
+        </w:rPr>
+        <w:t xml:space="preserve"> + 5] = </w:t>
+      </w:r>
+      <w:proofErr w:type="gramStart"/>
+      <w:r>
+        <w:rPr>
+          <w:rFonts w:ascii="Bahnschrift SemiBold" w:hAnsi="Bahnschrift SemiBold" w:cs="Times New Roman"/>
+          <w:b/>
+          <w:bCs/>
+          <w:sz w:val="22"/>
+          <w:szCs w:val="22"/>
+        </w:rPr>
+        <w:t>key[</w:t>
+      </w:r>
+      <w:proofErr w:type="spellStart"/>
+      <w:proofErr w:type="gramEnd"/>
+      <w:r>
+        <w:rPr>
+          <w:rFonts w:ascii="Bahnschrift SemiBold" w:hAnsi="Bahnschrift SemiBold" w:cs="Times New Roman"/>
+          <w:b/>
+          <w:bCs/>
+          <w:sz w:val="22"/>
+          <w:szCs w:val="22"/>
+        </w:rPr>
+        <w:t>i</w:t>
+      </w:r>
+      <w:proofErr w:type="spellEnd"/>
+      <w:r>
+        <w:rPr>
+          <w:rFonts w:ascii="Bahnschrift SemiBold" w:hAnsi="Bahnschrift SemiBold" w:cs="Times New Roman"/>
+          <w:b/>
+          <w:bCs/>
+          <w:sz w:val="22"/>
+          <w:szCs w:val="22"/>
+        </w:rPr>
+        <w:t xml:space="preserve"> + 6];</w:t>
+      </w:r>
+    </w:p>
+    <w:p>
+      <w:pPr>
+        <w:spacing w:line="360" w:lineRule="auto"/>
+        <w:jc w:val="both"/>
+        <w:rPr>
+          <w:rFonts w:ascii="Bahnschrift SemiBold" w:hAnsi="Bahnschrift SemiBold" w:cs="Times New Roman"/>
+          <w:b/>
+          <w:bCs/>
+          <w:sz w:val="22"/>
+          <w:szCs w:val="22"/>
+        </w:rPr>
+      </w:pPr>
+      <w:r>
+        <w:rPr>
+          <w:rFonts w:ascii="Bahnschrift SemiBold" w:hAnsi="Bahnschrift SemiBold" w:cs="Times New Roman"/>
+          <w:b/>
+          <w:bCs/>
+          <w:sz w:val="22"/>
+          <w:szCs w:val="22"/>
+        </w:rPr>
+        <w:t>    }</w:t>
+      </w:r>
+    </w:p>
+    <w:p>
+      <w:pPr>
+        <w:spacing w:line="360" w:lineRule="auto"/>
+        <w:jc w:val="both"/>
+        <w:rPr>
+          <w:rFonts w:ascii="Bahnschrift SemiBold" w:hAnsi="Bahnschrift SemiBold" w:cs="Times New Roman"/>
+          <w:b/>
+          <w:bCs/>
+          <w:sz w:val="22"/>
+          <w:szCs w:val="22"/>
+        </w:rPr>
+      </w:pPr>
+    </w:p>
+    <w:p>
+      <w:pPr>
+        <w:spacing w:line="360" w:lineRule="auto"/>
+        <w:jc w:val="both"/>
+        <w:rPr>
+          <w:rFonts w:ascii="Bahnschrift SemiBold" w:hAnsi="Bahnschrift SemiBold" w:cs="Times New Roman"/>
+          <w:b/>
+          <w:bCs/>
+          <w:sz w:val="22"/>
+          <w:szCs w:val="22"/>
+        </w:rPr>
+      </w:pPr>
+      <w:r>
+        <w:rPr>
+          <w:rFonts w:ascii="Bahnschrift SemiBold" w:hAnsi="Bahnschrift SemiBold" w:cs="Times New Roman"/>
+          <w:b/>
+          <w:bCs/>
+          <w:sz w:val="22"/>
+          <w:szCs w:val="22"/>
+        </w:rPr>
+        <w:lastRenderedPageBreak/>
+        <w:t xml:space="preserve">    </w:t>
+      </w:r>
+      <w:proofErr w:type="gramStart"/>
+      <w:r>
+        <w:rPr>
+          <w:rFonts w:ascii="Bahnschrift SemiBold" w:hAnsi="Bahnschrift SemiBold" w:cs="Times New Roman"/>
+          <w:b/>
+          <w:bCs/>
+          <w:sz w:val="22"/>
+          <w:szCs w:val="22"/>
+        </w:rPr>
+        <w:t>key[</w:t>
+      </w:r>
+      <w:proofErr w:type="gramEnd"/>
+      <w:r>
+        <w:rPr>
+          <w:rFonts w:ascii="Bahnschrift SemiBold" w:hAnsi="Bahnschrift SemiBold" w:cs="Times New Roman"/>
+          <w:b/>
+          <w:bCs/>
+          <w:sz w:val="22"/>
+          <w:szCs w:val="22"/>
+        </w:rPr>
+        <w:t>4] = temp1;</w:t>
+      </w:r>
+    </w:p>
+    <w:p>
+      <w:pPr>
+        <w:spacing w:line="360" w:lineRule="auto"/>
+        <w:jc w:val="both"/>
+        <w:rPr>
+          <w:rFonts w:ascii="Bahnschrift SemiBold" w:hAnsi="Bahnschrift SemiBold" w:cs="Times New Roman"/>
+          <w:b/>
+          <w:bCs/>
+          <w:sz w:val="22"/>
+          <w:szCs w:val="22"/>
+        </w:rPr>
+      </w:pPr>
+      <w:r>
+        <w:rPr>
+          <w:rFonts w:ascii="Bahnschrift SemiBold" w:hAnsi="Bahnschrift SemiBold" w:cs="Times New Roman"/>
+          <w:b/>
+          <w:bCs/>
+          <w:sz w:val="22"/>
+          <w:szCs w:val="22"/>
+        </w:rPr>
+        <w:t xml:space="preserve">    </w:t>
+      </w:r>
+      <w:proofErr w:type="gramStart"/>
+      <w:r>
+        <w:rPr>
+          <w:rFonts w:ascii="Bahnschrift SemiBold" w:hAnsi="Bahnschrift SemiBold" w:cs="Times New Roman"/>
+          <w:b/>
+          <w:bCs/>
+          <w:sz w:val="22"/>
+          <w:szCs w:val="22"/>
+        </w:rPr>
+        <w:t>key[</w:t>
+      </w:r>
+      <w:proofErr w:type="gramEnd"/>
+      <w:r>
+        <w:rPr>
+          <w:rFonts w:ascii="Bahnschrift SemiBold" w:hAnsi="Bahnschrift SemiBold" w:cs="Times New Roman"/>
+          <w:b/>
+          <w:bCs/>
+          <w:sz w:val="22"/>
+          <w:szCs w:val="22"/>
+        </w:rPr>
+        <w:t>9] = temp2;</w:t>
+      </w:r>
+    </w:p>
+    <w:p>
+      <w:pPr>
+        <w:spacing w:line="360" w:lineRule="auto"/>
+        <w:jc w:val="both"/>
+        <w:rPr>
+          <w:rFonts w:ascii="Bahnschrift SemiBold" w:hAnsi="Bahnschrift SemiBold" w:cs="Times New Roman"/>
+          <w:b/>
+          <w:bCs/>
+          <w:sz w:val="22"/>
+          <w:szCs w:val="22"/>
+        </w:rPr>
+      </w:pPr>
+      <w:r>
+        <w:rPr>
+          <w:rFonts w:ascii="Bahnschrift SemiBold" w:hAnsi="Bahnschrift SemiBold" w:cs="Times New Roman"/>
+          <w:b/>
+          <w:bCs/>
+          <w:sz w:val="22"/>
+          <w:szCs w:val="22"/>
+        </w:rPr>
+        <w:t>}</w:t>
+      </w:r>
+    </w:p>
+    <w:p>
+      <w:pPr>
+        <w:spacing w:line="360" w:lineRule="auto"/>
+        <w:jc w:val="both"/>
+        <w:rPr>
+          <w:rFonts w:ascii="Bahnschrift SemiBold" w:hAnsi="Bahnschrift SemiBold" w:cs="Times New Roman"/>
+          <w:b/>
+          <w:bCs/>
+          <w:sz w:val="22"/>
+          <w:szCs w:val="22"/>
+        </w:rPr>
+      </w:pPr>
+    </w:p>
+    <w:p>
+      <w:pPr>
+        <w:spacing w:line="360" w:lineRule="auto"/>
+        <w:jc w:val="both"/>
+        <w:rPr>
+          <w:rFonts w:ascii="Bahnschrift SemiBold" w:hAnsi="Bahnschrift SemiBold" w:cs="Times New Roman"/>
+          <w:b/>
+          <w:bCs/>
+          <w:sz w:val="22"/>
+          <w:szCs w:val="22"/>
+        </w:rPr>
+      </w:pPr>
+      <w:r>
+        <w:rPr>
+          <w:rFonts w:ascii="Bahnschrift SemiBold" w:hAnsi="Bahnschrift SemiBold" w:cs="Times New Roman"/>
+          <w:b/>
+          <w:bCs/>
+          <w:sz w:val="22"/>
+          <w:szCs w:val="22"/>
+        </w:rPr>
+        <w:t xml:space="preserve">int </w:t>
+      </w:r>
+      <w:proofErr w:type="gramStart"/>
+      <w:r>
+        <w:rPr>
+          <w:rFonts w:ascii="Bahnschrift SemiBold" w:hAnsi="Bahnschrift SemiBold" w:cs="Times New Roman"/>
+          <w:b/>
+          <w:bCs/>
+          <w:sz w:val="22"/>
+          <w:szCs w:val="22"/>
+        </w:rPr>
+        <w:t>main(</w:t>
+      </w:r>
+      <w:proofErr w:type="gramEnd"/>
+      <w:r>
+        <w:rPr>
+          <w:rFonts w:ascii="Bahnschrift SemiBold" w:hAnsi="Bahnschrift SemiBold" w:cs="Times New Roman"/>
+          <w:b/>
+          <w:bCs/>
+          <w:sz w:val="22"/>
+          <w:szCs w:val="22"/>
+        </w:rPr>
+        <w:t>)</w:t>
+      </w:r>
+    </w:p>
+    <w:p>
+      <w:pPr>
+        <w:spacing w:line="360" w:lineRule="auto"/>
+        <w:jc w:val="both"/>
+        <w:rPr>
+          <w:rFonts w:ascii="Bahnschrift SemiBold" w:hAnsi="Bahnschrift SemiBold" w:cs="Times New Roman"/>
+          <w:b/>
+          <w:bCs/>
+          <w:sz w:val="22"/>
+          <w:szCs w:val="22"/>
+        </w:rPr>
+      </w:pPr>
+      <w:r>
+        <w:rPr>
+          <w:rFonts w:ascii="Bahnschrift SemiBold" w:hAnsi="Bahnschrift SemiBold" w:cs="Times New Roman"/>
+          <w:b/>
+          <w:bCs/>
+          <w:sz w:val="22"/>
+          <w:szCs w:val="22"/>
+        </w:rPr>
+        <w:t>{</w:t>
+      </w:r>
+    </w:p>
+    <w:p>
+      <w:pPr>
+        <w:spacing w:line="360" w:lineRule="auto"/>
+        <w:jc w:val="both"/>
+        <w:rPr>
+          <w:rFonts w:ascii="Bahnschrift SemiBold" w:hAnsi="Bahnschrift SemiBold" w:cs="Times New Roman"/>
+          <w:b/>
+          <w:bCs/>
+          <w:sz w:val="22"/>
+          <w:szCs w:val="22"/>
+        </w:rPr>
+      </w:pPr>
+      <w:r>
+        <w:rPr>
+          <w:rFonts w:ascii="Bahnschrift SemiBold" w:hAnsi="Bahnschrift SemiBold" w:cs="Times New Roman"/>
+          <w:b/>
+          <w:bCs/>
+          <w:sz w:val="22"/>
+          <w:szCs w:val="22"/>
+        </w:rPr>
+        <w:t xml:space="preserve">    int </w:t>
+      </w:r>
+      <w:proofErr w:type="gramStart"/>
+      <w:r>
+        <w:rPr>
+          <w:rFonts w:ascii="Bahnschrift SemiBold" w:hAnsi="Bahnschrift SemiBold" w:cs="Times New Roman"/>
+          <w:b/>
+          <w:bCs/>
+          <w:sz w:val="22"/>
+          <w:szCs w:val="22"/>
+        </w:rPr>
+        <w:t>key[</w:t>
+      </w:r>
+      <w:proofErr w:type="gramEnd"/>
+      <w:r>
+        <w:rPr>
+          <w:rFonts w:ascii="Bahnschrift SemiBold" w:hAnsi="Bahnschrift SemiBold" w:cs="Times New Roman"/>
+          <w:b/>
+          <w:bCs/>
+          <w:sz w:val="22"/>
+          <w:szCs w:val="22"/>
+        </w:rPr>
+        <w:t xml:space="preserve">10], </w:t>
+      </w:r>
+      <w:proofErr w:type="gramStart"/>
+      <w:r>
+        <w:rPr>
+          <w:rFonts w:ascii="Bahnschrift SemiBold" w:hAnsi="Bahnschrift SemiBold" w:cs="Times New Roman"/>
+          <w:b/>
+          <w:bCs/>
+          <w:sz w:val="22"/>
+          <w:szCs w:val="22"/>
+        </w:rPr>
+        <w:t>temp[</w:t>
+      </w:r>
+      <w:proofErr w:type="gramEnd"/>
+      <w:r>
+        <w:rPr>
+          <w:rFonts w:ascii="Bahnschrift SemiBold" w:hAnsi="Bahnschrift SemiBold" w:cs="Times New Roman"/>
+          <w:b/>
+          <w:bCs/>
+          <w:sz w:val="22"/>
+          <w:szCs w:val="22"/>
+        </w:rPr>
+        <w:t>10];</w:t>
+      </w:r>
+    </w:p>
+    <w:p>
+      <w:pPr>
+        <w:spacing w:line="360" w:lineRule="auto"/>
+        <w:jc w:val="both"/>
+        <w:rPr>
+          <w:rFonts w:ascii="Bahnschrift SemiBold" w:hAnsi="Bahnschrift SemiBold" w:cs="Times New Roman"/>
+          <w:b/>
+          <w:bCs/>
+          <w:sz w:val="22"/>
+          <w:szCs w:val="22"/>
+        </w:rPr>
+      </w:pPr>
+      <w:r>
+        <w:rPr>
+          <w:rFonts w:ascii="Bahnschrift SemiBold" w:hAnsi="Bahnschrift SemiBold" w:cs="Times New Roman"/>
+          <w:b/>
+          <w:bCs/>
+          <w:sz w:val="22"/>
+          <w:szCs w:val="22"/>
+        </w:rPr>
+        <w:t xml:space="preserve">    int </w:t>
+      </w:r>
+      <w:proofErr w:type="gramStart"/>
+      <w:r>
+        <w:rPr>
+          <w:rFonts w:ascii="Bahnschrift SemiBold" w:hAnsi="Bahnschrift SemiBold" w:cs="Times New Roman"/>
+          <w:b/>
+          <w:bCs/>
+          <w:sz w:val="22"/>
+          <w:szCs w:val="22"/>
+        </w:rPr>
+        <w:t>subkeys[</w:t>
+      </w:r>
+      <w:proofErr w:type="gramEnd"/>
+      <w:r>
+        <w:rPr>
+          <w:rFonts w:ascii="Bahnschrift SemiBold" w:hAnsi="Bahnschrift SemiBold" w:cs="Times New Roman"/>
+          <w:b/>
+          <w:bCs/>
+          <w:sz w:val="22"/>
+          <w:szCs w:val="22"/>
+        </w:rPr>
+        <w:t>16][10];</w:t>
+      </w:r>
+    </w:p>
+    <w:p>
+      <w:pPr>
+        <w:spacing w:line="360" w:lineRule="auto"/>
+        <w:jc w:val="both"/>
+        <w:rPr>
+          <w:rFonts w:ascii="Bahnschrift SemiBold" w:hAnsi="Bahnschrift SemiBold" w:cs="Times New Roman"/>
+          <w:b/>
+          <w:bCs/>
+          <w:sz w:val="22"/>
+          <w:szCs w:val="22"/>
+        </w:rPr>
+      </w:pPr>
+    </w:p>
+    <w:p>
+      <w:pPr>
+        <w:spacing w:line="360" w:lineRule="auto"/>
+        <w:jc w:val="both"/>
+        <w:rPr>
+          <w:rFonts w:ascii="Bahnschrift SemiBold" w:hAnsi="Bahnschrift SemiBold" w:cs="Times New Roman"/>
+          <w:b/>
+          <w:bCs/>
+          <w:sz w:val="22"/>
+          <w:szCs w:val="22"/>
+        </w:rPr>
+      </w:pPr>
+      <w:r>
+        <w:rPr>
+          <w:rFonts w:ascii="Bahnschrift SemiBold" w:hAnsi="Bahnschrift SemiBold" w:cs="Times New Roman"/>
+          <w:b/>
+          <w:bCs/>
+          <w:sz w:val="22"/>
+          <w:szCs w:val="22"/>
+        </w:rPr>
+        <w:t xml:space="preserve">    </w:t>
+      </w:r>
+      <w:proofErr w:type="spellStart"/>
+      <w:proofErr w:type="gramStart"/>
+      <w:r>
+        <w:rPr>
+          <w:rFonts w:ascii="Bahnschrift SemiBold" w:hAnsi="Bahnschrift SemiBold" w:cs="Times New Roman"/>
+          <w:b/>
+          <w:bCs/>
+          <w:sz w:val="22"/>
+          <w:szCs w:val="22"/>
+        </w:rPr>
+        <w:t>printf</w:t>
+      </w:r>
+      <w:proofErr w:type="spellEnd"/>
+      <w:r>
+        <w:rPr>
+          <w:rFonts w:ascii="Bahnschrift SemiBold" w:hAnsi="Bahnschrift SemiBold" w:cs="Times New Roman"/>
+          <w:b/>
+          <w:bCs/>
+          <w:sz w:val="22"/>
+          <w:szCs w:val="22"/>
+        </w:rPr>
+        <w:t>(</w:t>
+      </w:r>
+      <w:proofErr w:type="gramEnd"/>
+      <w:r>
+        <w:rPr>
+          <w:rFonts w:ascii="Bahnschrift SemiBold" w:hAnsi="Bahnschrift SemiBold" w:cs="Times New Roman"/>
+          <w:b/>
+          <w:bCs/>
+          <w:sz w:val="22"/>
+          <w:szCs w:val="22"/>
+        </w:rPr>
+        <w:t>"Enter 10-bit key (space separated): ");</w:t>
+      </w:r>
+    </w:p>
+    <w:p>
+      <w:pPr>
+        <w:spacing w:line="360" w:lineRule="auto"/>
+        <w:jc w:val="both"/>
+        <w:rPr>
+          <w:rFonts w:ascii="Bahnschrift SemiBold" w:hAnsi="Bahnschrift SemiBold" w:cs="Times New Roman"/>
+          <w:b/>
+          <w:bCs/>
+          <w:sz w:val="22"/>
+          <w:szCs w:val="22"/>
+        </w:rPr>
+      </w:pPr>
+      <w:r>
+        <w:rPr>
+          <w:rFonts w:ascii="Bahnschrift SemiBold" w:hAnsi="Bahnschrift SemiBold" w:cs="Times New Roman"/>
+          <w:b/>
+          <w:bCs/>
+          <w:sz w:val="22"/>
+          <w:szCs w:val="22"/>
+        </w:rPr>
+        <w:t xml:space="preserve">    for (int </w:t>
+      </w:r>
+      <w:proofErr w:type="spellStart"/>
+      <w:r>
+        <w:rPr>
+          <w:rFonts w:ascii="Bahnschrift SemiBold" w:hAnsi="Bahnschrift SemiBold" w:cs="Times New Roman"/>
+          <w:b/>
+          <w:bCs/>
+          <w:sz w:val="22"/>
+          <w:szCs w:val="22"/>
+        </w:rPr>
+        <w:t>i</w:t>
+      </w:r>
+      <w:proofErr w:type="spellEnd"/>
+      <w:r>
+        <w:rPr>
+          <w:rFonts w:ascii="Bahnschrift SemiBold" w:hAnsi="Bahnschrift SemiBold" w:cs="Times New Roman"/>
+          <w:b/>
+          <w:bCs/>
+          <w:sz w:val="22"/>
+          <w:szCs w:val="22"/>
+        </w:rPr>
+        <w:t xml:space="preserve"> = 0; </w:t>
+      </w:r>
+      <w:proofErr w:type="spellStart"/>
+      <w:r>
+        <w:rPr>
+          <w:rFonts w:ascii="Bahnschrift SemiBold" w:hAnsi="Bahnschrift SemiBold" w:cs="Times New Roman"/>
+          <w:b/>
+          <w:bCs/>
+          <w:sz w:val="22"/>
+          <w:szCs w:val="22"/>
+        </w:rPr>
+        <w:t>i</w:t>
+      </w:r>
+      <w:proofErr w:type="spellEnd"/>
+      <w:r>
+        <w:rPr>
+          <w:rFonts w:ascii="Bahnschrift SemiBold" w:hAnsi="Bahnschrift SemiBold" w:cs="Times New Roman"/>
+          <w:b/>
+          <w:bCs/>
+          <w:sz w:val="22"/>
+          <w:szCs w:val="22"/>
+        </w:rPr>
+        <w:t xml:space="preserve"> &lt; 10; </w:t>
+      </w:r>
+      <w:proofErr w:type="spellStart"/>
+      <w:r>
+        <w:rPr>
+          <w:rFonts w:ascii="Bahnschrift SemiBold" w:hAnsi="Bahnschrift SemiBold" w:cs="Times New Roman"/>
+          <w:b/>
+          <w:bCs/>
+          <w:sz w:val="22"/>
+          <w:szCs w:val="22"/>
+        </w:rPr>
+        <w:t>i</w:t>
+      </w:r>
+      <w:proofErr w:type="spellEnd"/>
+      <w:r>
+        <w:rPr>
+          <w:rFonts w:ascii="Bahnschrift SemiBold" w:hAnsi="Bahnschrift SemiBold" w:cs="Times New Roman"/>
+          <w:b/>
+          <w:bCs/>
+          <w:sz w:val="22"/>
+          <w:szCs w:val="22"/>
+        </w:rPr>
+        <w:t>++)</w:t>
+      </w:r>
+    </w:p>
+    <w:p>
+      <w:pPr>
+        <w:spacing w:line="360" w:lineRule="auto"/>
+        <w:jc w:val="both"/>
+        <w:rPr>
+          <w:rFonts w:ascii="Bahnschrift SemiBold" w:hAnsi="Bahnschrift SemiBold" w:cs="Times New Roman"/>
+          <w:b/>
+          <w:bCs/>
+          <w:sz w:val="22"/>
+          <w:szCs w:val="22"/>
+        </w:rPr>
+      </w:pPr>
+      <w:r>
+        <w:rPr>
+          <w:rFonts w:ascii="Bahnschrift SemiBold" w:hAnsi="Bahnschrift SemiBold" w:cs="Times New Roman"/>
+          <w:b/>
+          <w:bCs/>
+          <w:sz w:val="22"/>
+          <w:szCs w:val="22"/>
+        </w:rPr>
+        <w:t xml:space="preserve">        </w:t>
+      </w:r>
+      <w:proofErr w:type="spellStart"/>
+      <w:proofErr w:type="gramStart"/>
+      <w:r>
+        <w:rPr>
+          <w:rFonts w:ascii="Bahnschrift SemiBold" w:hAnsi="Bahnschrift SemiBold" w:cs="Times New Roman"/>
+          <w:b/>
+          <w:bCs/>
+          <w:sz w:val="22"/>
+          <w:szCs w:val="22"/>
+        </w:rPr>
+        <w:t>scanf</w:t>
+      </w:r>
+      <w:proofErr w:type="spellEnd"/>
+      <w:r>
+        <w:rPr>
+          <w:rFonts w:ascii="Bahnschrift SemiBold" w:hAnsi="Bahnschrift SemiBold" w:cs="Times New Roman"/>
+          <w:b/>
+          <w:bCs/>
+          <w:sz w:val="22"/>
+          <w:szCs w:val="22"/>
+        </w:rPr>
+        <w:t>(</w:t>
+      </w:r>
+      <w:proofErr w:type="gramEnd"/>
+      <w:r>
+        <w:rPr>
+          <w:rFonts w:ascii="Bahnschrift SemiBold" w:hAnsi="Bahnschrift SemiBold" w:cs="Times New Roman"/>
+          <w:b/>
+          <w:bCs/>
+          <w:sz w:val="22"/>
+          <w:szCs w:val="22"/>
+        </w:rPr>
+        <w:t>"%d", &amp;key[</w:t>
+      </w:r>
+      <w:proofErr w:type="spellStart"/>
+      <w:r>
+        <w:rPr>
+          <w:rFonts w:ascii="Bahnschrift SemiBold" w:hAnsi="Bahnschrift SemiBold" w:cs="Times New Roman"/>
+          <w:b/>
+          <w:bCs/>
+          <w:sz w:val="22"/>
+          <w:szCs w:val="22"/>
+        </w:rPr>
+        <w:t>i</w:t>
+      </w:r>
+      <w:proofErr w:type="spellEnd"/>
+      <w:r>
+        <w:rPr>
+          <w:rFonts w:ascii="Bahnschrift SemiBold" w:hAnsi="Bahnschrift SemiBold" w:cs="Times New Roman"/>
+          <w:b/>
+          <w:bCs/>
+          <w:sz w:val="22"/>
+          <w:szCs w:val="22"/>
+        </w:rPr>
+        <w:t>]);</w:t>
+      </w:r>
+    </w:p>
+    <w:p>
+      <w:pPr>
+        <w:spacing w:line="360" w:lineRule="auto"/>
+        <w:jc w:val="both"/>
+        <w:rPr>
+          <w:rFonts w:ascii="Bahnschrift SemiBold" w:hAnsi="Bahnschrift SemiBold" w:cs="Times New Roman"/>
+          <w:b/>
+          <w:bCs/>
+          <w:sz w:val="22"/>
+          <w:szCs w:val="22"/>
+        </w:rPr>
+      </w:pPr>
+    </w:p>
+    <w:p>
+      <w:pPr>
+        <w:spacing w:line="360" w:lineRule="auto"/>
+        <w:jc w:val="both"/>
+        <w:rPr>
+          <w:rFonts w:ascii="Bahnschrift SemiBold" w:hAnsi="Bahnschrift SemiBold" w:cs="Times New Roman"/>
+          <w:b/>
+          <w:bCs/>
+          <w:sz w:val="22"/>
+          <w:szCs w:val="22"/>
+        </w:rPr>
+      </w:pPr>
+      <w:r>
+        <w:rPr>
+          <w:rFonts w:ascii="Bahnschrift SemiBold" w:hAnsi="Bahnschrift SemiBold" w:cs="Times New Roman"/>
+          <w:b/>
+          <w:bCs/>
+          <w:sz w:val="22"/>
+          <w:szCs w:val="22"/>
+        </w:rPr>
+        <w:t>    /* Step 1: Apply P10 permutation */</w:t>
+      </w:r>
+    </w:p>
+    <w:p>
+      <w:pPr>
+        <w:spacing w:line="360" w:lineRule="auto"/>
+        <w:jc w:val="both"/>
+        <w:rPr>
+          <w:rFonts w:ascii="Bahnschrift SemiBold" w:hAnsi="Bahnschrift SemiBold" w:cs="Times New Roman"/>
+          <w:b/>
+          <w:bCs/>
+          <w:sz w:val="22"/>
+          <w:szCs w:val="22"/>
+        </w:rPr>
+      </w:pPr>
+      <w:r>
+        <w:rPr>
+          <w:rFonts w:ascii="Bahnschrift SemiBold" w:hAnsi="Bahnschrift SemiBold" w:cs="Times New Roman"/>
+          <w:b/>
+          <w:bCs/>
+          <w:sz w:val="22"/>
+          <w:szCs w:val="22"/>
+        </w:rPr>
+        <w:t xml:space="preserve">    </w:t>
+      </w:r>
+      <w:proofErr w:type="gramStart"/>
+      <w:r>
+        <w:rPr>
+          <w:rFonts w:ascii="Bahnschrift SemiBold" w:hAnsi="Bahnschrift SemiBold" w:cs="Times New Roman"/>
+          <w:b/>
+          <w:bCs/>
+          <w:sz w:val="22"/>
+          <w:szCs w:val="22"/>
+        </w:rPr>
+        <w:t>permute(</w:t>
+      </w:r>
+      <w:proofErr w:type="gramEnd"/>
+      <w:r>
+        <w:rPr>
+          <w:rFonts w:ascii="Bahnschrift SemiBold" w:hAnsi="Bahnschrift SemiBold" w:cs="Times New Roman"/>
+          <w:b/>
+          <w:bCs/>
+          <w:sz w:val="22"/>
+          <w:szCs w:val="22"/>
+        </w:rPr>
+        <w:t>key, P10, 10, temp);</w:t>
+      </w:r>
+    </w:p>
+    <w:p>
+      <w:pPr>
+        <w:spacing w:line="360" w:lineRule="auto"/>
+        <w:jc w:val="both"/>
+        <w:rPr>
+          <w:rFonts w:ascii="Bahnschrift SemiBold" w:hAnsi="Bahnschrift SemiBold" w:cs="Times New Roman"/>
+          <w:b/>
+          <w:bCs/>
+          <w:sz w:val="22"/>
+          <w:szCs w:val="22"/>
+        </w:rPr>
+      </w:pPr>
+    </w:p>
+    <w:p>
+      <w:pPr>
+        <w:spacing w:line="360" w:lineRule="auto"/>
+        <w:jc w:val="both"/>
+        <w:rPr>
+          <w:rFonts w:ascii="Bahnschrift SemiBold" w:hAnsi="Bahnschrift SemiBold" w:cs="Times New Roman"/>
+          <w:b/>
+          <w:bCs/>
+          <w:sz w:val="22"/>
+          <w:szCs w:val="22"/>
+        </w:rPr>
+      </w:pPr>
+      <w:r>
+        <w:rPr>
+          <w:rFonts w:ascii="Bahnschrift SemiBold" w:hAnsi="Bahnschrift SemiBold" w:cs="Times New Roman"/>
+          <w:b/>
+          <w:bCs/>
+          <w:sz w:val="22"/>
+          <w:szCs w:val="22"/>
+        </w:rPr>
+        <w:t>    /* Step 2: Generate 16 subkeys */</w:t>
+      </w:r>
+    </w:p>
+    <w:p>
+      <w:pPr>
+        <w:spacing w:line="360" w:lineRule="auto"/>
+        <w:jc w:val="both"/>
+        <w:rPr>
+          <w:rFonts w:ascii="Bahnschrift SemiBold" w:hAnsi="Bahnschrift SemiBold" w:cs="Times New Roman"/>
+          <w:b/>
+          <w:bCs/>
+          <w:sz w:val="22"/>
+          <w:szCs w:val="22"/>
+        </w:rPr>
+      </w:pPr>
+      <w:r>
+        <w:rPr>
+          <w:rFonts w:ascii="Bahnschrift SemiBold" w:hAnsi="Bahnschrift SemiBold" w:cs="Times New Roman"/>
+          <w:b/>
+          <w:bCs/>
+          <w:sz w:val="22"/>
+          <w:szCs w:val="22"/>
+        </w:rPr>
+        <w:t>    for (int round = 0; round &lt; 16; round++)</w:t>
+      </w:r>
+    </w:p>
+    <w:p>
+      <w:pPr>
+        <w:spacing w:line="360" w:lineRule="auto"/>
+        <w:jc w:val="both"/>
+        <w:rPr>
+          <w:rFonts w:ascii="Bahnschrift SemiBold" w:hAnsi="Bahnschrift SemiBold" w:cs="Times New Roman"/>
+          <w:b/>
+          <w:bCs/>
+          <w:sz w:val="22"/>
+          <w:szCs w:val="22"/>
+        </w:rPr>
+      </w:pPr>
+      <w:r>
+        <w:rPr>
+          <w:rFonts w:ascii="Bahnschrift SemiBold" w:hAnsi="Bahnschrift SemiBold" w:cs="Times New Roman"/>
+          <w:b/>
+          <w:bCs/>
+          <w:sz w:val="22"/>
+          <w:szCs w:val="22"/>
+        </w:rPr>
+        <w:t>    {</w:t>
+      </w:r>
+    </w:p>
+    <w:p>
+      <w:pPr>
+        <w:spacing w:line="360" w:lineRule="auto"/>
+        <w:jc w:val="both"/>
+        <w:rPr>
+          <w:rFonts w:ascii="Bahnschrift SemiBold" w:hAnsi="Bahnschrift SemiBold" w:cs="Times New Roman"/>
+          <w:b/>
+          <w:bCs/>
+          <w:sz w:val="22"/>
+          <w:szCs w:val="22"/>
+        </w:rPr>
+      </w:pPr>
+      <w:r>
+        <w:rPr>
+          <w:rFonts w:ascii="Bahnschrift SemiBold" w:hAnsi="Bahnschrift SemiBold" w:cs="Times New Roman"/>
+          <w:b/>
+          <w:bCs/>
+          <w:sz w:val="22"/>
+          <w:szCs w:val="22"/>
+        </w:rPr>
+        <w:t xml:space="preserve">        </w:t>
+      </w:r>
+      <w:proofErr w:type="spellStart"/>
+      <w:r>
+        <w:rPr>
+          <w:rFonts w:ascii="Bahnschrift SemiBold" w:hAnsi="Bahnschrift SemiBold" w:cs="Times New Roman"/>
+          <w:b/>
+          <w:bCs/>
+          <w:sz w:val="22"/>
+          <w:szCs w:val="22"/>
+        </w:rPr>
+        <w:t>leftShift</w:t>
+      </w:r>
+      <w:proofErr w:type="spellEnd"/>
+      <w:r>
+        <w:rPr>
+          <w:rFonts w:ascii="Bahnschrift SemiBold" w:hAnsi="Bahnschrift SemiBold" w:cs="Times New Roman"/>
+          <w:b/>
+          <w:bCs/>
+          <w:sz w:val="22"/>
+          <w:szCs w:val="22"/>
+        </w:rPr>
+        <w:t>(temp</w:t>
+      </w:r>
+      <w:proofErr w:type="gramStart"/>
+      <w:r>
+        <w:rPr>
+          <w:rFonts w:ascii="Bahnschrift SemiBold" w:hAnsi="Bahnschrift SemiBold" w:cs="Times New Roman"/>
+          <w:b/>
+          <w:bCs/>
+          <w:sz w:val="22"/>
+          <w:szCs w:val="22"/>
+        </w:rPr>
+        <w:t>);  /</w:t>
+      </w:r>
+      <w:proofErr w:type="gramEnd"/>
+      <w:r>
+        <w:rPr>
+          <w:rFonts w:ascii="Bahnschrift SemiBold" w:hAnsi="Bahnschrift SemiBold" w:cs="Times New Roman"/>
+          <w:b/>
+          <w:bCs/>
+          <w:sz w:val="22"/>
+          <w:szCs w:val="22"/>
+        </w:rPr>
+        <w:t>/ shift each round</w:t>
+      </w:r>
+    </w:p>
+    <w:p>
+      <w:pPr>
+        <w:spacing w:line="360" w:lineRule="auto"/>
+        <w:jc w:val="both"/>
+        <w:rPr>
+          <w:rFonts w:ascii="Bahnschrift SemiBold" w:hAnsi="Bahnschrift SemiBold" w:cs="Times New Roman"/>
+          <w:b/>
+          <w:bCs/>
+          <w:sz w:val="22"/>
+          <w:szCs w:val="22"/>
+        </w:rPr>
+      </w:pPr>
     </w:p>
     <w:p>
       <w:pPr>
@@ -1313,7 +2480,7 @@
           <w:sz w:val="22"/>
           <w:szCs w:val="22"/>
         </w:rPr>
-        <w:t xml:space="preserve"> &lt; 4; </w:t>
+        <w:t xml:space="preserve"> &lt; 10; </w:t>
       </w:r>
       <w:proofErr w:type="spellStart"/>
       <w:r>
@@ -1358,30 +2525,7 @@
           <w:sz w:val="22"/>
           <w:szCs w:val="22"/>
         </w:rPr>
-        <w:t>        {</w:t>
-      </w:r>
-    </w:p>
-    <w:p>
-      <w:pPr>
-        <w:spacing w:line="360" w:lineRule="auto"/>
-        <w:jc w:val="both"/>
-        <w:rPr>
-          <w:rFonts w:ascii="Bahnschrift SemiBold" w:hAnsi="Bahnschrift SemiBold" w:cs="Times New Roman"/>
-          <w:b/>
-          <w:bCs/>
-          <w:sz w:val="22"/>
-          <w:szCs w:val="22"/>
-        </w:rPr>
-      </w:pPr>
-      <w:r>
-        <w:rPr>
-          <w:rFonts w:ascii="Bahnschrift SemiBold" w:hAnsi="Bahnschrift SemiBold" w:cs="Times New Roman"/>
-          <w:b/>
-          <w:bCs/>
-          <w:sz w:val="22"/>
-          <w:szCs w:val="22"/>
-        </w:rPr>
-        <w:t>            key[</w:t>
+        <w:t>            subkeys[round][</w:t>
       </w:r>
       <w:proofErr w:type="spellStart"/>
       <w:r>
@@ -1403,7 +2547,7 @@
           <w:sz w:val="22"/>
           <w:szCs w:val="22"/>
         </w:rPr>
-        <w:t>] = key[</w:t>
+        <w:t>] = temp[</w:t>
       </w:r>
       <w:proofErr w:type="spellStart"/>
       <w:r>
@@ -1425,32 +2569,171 @@
           <w:sz w:val="22"/>
           <w:szCs w:val="22"/>
         </w:rPr>
-        <w:t xml:space="preserve"> + 1];</w:t>
-      </w:r>
-    </w:p>
-    <w:p>
-      <w:pPr>
-        <w:spacing w:line="360" w:lineRule="auto"/>
-        <w:jc w:val="both"/>
-        <w:rPr>
-          <w:rFonts w:ascii="Bahnschrift SemiBold" w:hAnsi="Bahnschrift SemiBold" w:cs="Times New Roman"/>
-          <w:b/>
-          <w:bCs/>
-          <w:sz w:val="22"/>
-          <w:szCs w:val="22"/>
-        </w:rPr>
-      </w:pPr>
-      <w:r>
-        <w:rPr>
-          <w:rFonts w:ascii="Bahnschrift SemiBold" w:hAnsi="Bahnschrift SemiBold" w:cs="Times New Roman"/>
-          <w:b/>
-          <w:bCs/>
-          <w:sz w:val="22"/>
-          <w:szCs w:val="22"/>
-        </w:rPr>
-        <w:t>            key[</w:t>
+        <w:t>];</w:t>
+      </w:r>
+    </w:p>
+    <w:p>
+      <w:pPr>
+        <w:spacing w:line="360" w:lineRule="auto"/>
+        <w:jc w:val="both"/>
+        <w:rPr>
+          <w:rFonts w:ascii="Bahnschrift SemiBold" w:hAnsi="Bahnschrift SemiBold" w:cs="Times New Roman"/>
+          <w:b/>
+          <w:bCs/>
+          <w:sz w:val="22"/>
+          <w:szCs w:val="22"/>
+        </w:rPr>
+      </w:pPr>
+      <w:r>
+        <w:rPr>
+          <w:rFonts w:ascii="Bahnschrift SemiBold" w:hAnsi="Bahnschrift SemiBold" w:cs="Times New Roman"/>
+          <w:b/>
+          <w:bCs/>
+          <w:sz w:val="22"/>
+          <w:szCs w:val="22"/>
+        </w:rPr>
+        <w:t>    }</w:t>
+      </w:r>
+    </w:p>
+    <w:p>
+      <w:pPr>
+        <w:spacing w:line="360" w:lineRule="auto"/>
+        <w:jc w:val="both"/>
+        <w:rPr>
+          <w:rFonts w:ascii="Bahnschrift SemiBold" w:hAnsi="Bahnschrift SemiBold" w:cs="Times New Roman"/>
+          <w:b/>
+          <w:bCs/>
+          <w:sz w:val="22"/>
+          <w:szCs w:val="22"/>
+        </w:rPr>
+      </w:pPr>
+    </w:p>
+    <w:p>
+      <w:pPr>
+        <w:spacing w:line="360" w:lineRule="auto"/>
+        <w:jc w:val="both"/>
+        <w:rPr>
+          <w:rFonts w:ascii="Bahnschrift SemiBold" w:hAnsi="Bahnschrift SemiBold" w:cs="Times New Roman"/>
+          <w:b/>
+          <w:bCs/>
+          <w:sz w:val="22"/>
+          <w:szCs w:val="22"/>
+        </w:rPr>
+      </w:pPr>
+      <w:r>
+        <w:rPr>
+          <w:rFonts w:ascii="Bahnschrift SemiBold" w:hAnsi="Bahnschrift SemiBold" w:cs="Times New Roman"/>
+          <w:b/>
+          <w:bCs/>
+          <w:sz w:val="22"/>
+          <w:szCs w:val="22"/>
+        </w:rPr>
+        <w:lastRenderedPageBreak/>
+        <w:t>    /* Print 16 subkeys */</w:t>
+      </w:r>
+    </w:p>
+    <w:p>
+      <w:pPr>
+        <w:spacing w:line="360" w:lineRule="auto"/>
+        <w:jc w:val="both"/>
+        <w:rPr>
+          <w:rFonts w:ascii="Bahnschrift SemiBold" w:hAnsi="Bahnschrift SemiBold" w:cs="Times New Roman"/>
+          <w:b/>
+          <w:bCs/>
+          <w:sz w:val="22"/>
+          <w:szCs w:val="22"/>
+        </w:rPr>
+      </w:pPr>
+      <w:r>
+        <w:rPr>
+          <w:rFonts w:ascii="Bahnschrift SemiBold" w:hAnsi="Bahnschrift SemiBold" w:cs="Times New Roman"/>
+          <w:b/>
+          <w:bCs/>
+          <w:sz w:val="22"/>
+          <w:szCs w:val="22"/>
+        </w:rPr>
+        <w:t xml:space="preserve">    </w:t>
       </w:r>
       <w:proofErr w:type="spellStart"/>
+      <w:proofErr w:type="gramStart"/>
+      <w:r>
+        <w:rPr>
+          <w:rFonts w:ascii="Bahnschrift SemiBold" w:hAnsi="Bahnschrift SemiBold" w:cs="Times New Roman"/>
+          <w:b/>
+          <w:bCs/>
+          <w:sz w:val="22"/>
+          <w:szCs w:val="22"/>
+        </w:rPr>
+        <w:t>printf</w:t>
+      </w:r>
+      <w:proofErr w:type="spellEnd"/>
+      <w:r>
+        <w:rPr>
+          <w:rFonts w:ascii="Bahnschrift SemiBold" w:hAnsi="Bahnschrift SemiBold" w:cs="Times New Roman"/>
+          <w:b/>
+          <w:bCs/>
+          <w:sz w:val="22"/>
+          <w:szCs w:val="22"/>
+        </w:rPr>
+        <w:t>(</w:t>
+      </w:r>
+      <w:proofErr w:type="gramEnd"/>
+      <w:r>
+        <w:rPr>
+          <w:rFonts w:ascii="Bahnschrift SemiBold" w:hAnsi="Bahnschrift SemiBold" w:cs="Times New Roman"/>
+          <w:b/>
+          <w:bCs/>
+          <w:sz w:val="22"/>
+          <w:szCs w:val="22"/>
+        </w:rPr>
+        <w:t>"\</w:t>
+      </w:r>
+      <w:proofErr w:type="spellStart"/>
+      <w:r>
+        <w:rPr>
+          <w:rFonts w:ascii="Bahnschrift SemiBold" w:hAnsi="Bahnschrift SemiBold" w:cs="Times New Roman"/>
+          <w:b/>
+          <w:bCs/>
+          <w:sz w:val="22"/>
+          <w:szCs w:val="22"/>
+        </w:rPr>
+        <w:t>nGenerated</w:t>
+      </w:r>
+      <w:proofErr w:type="spellEnd"/>
+      <w:r>
+        <w:rPr>
+          <w:rFonts w:ascii="Bahnschrift SemiBold" w:hAnsi="Bahnschrift SemiBold" w:cs="Times New Roman"/>
+          <w:b/>
+          <w:bCs/>
+          <w:sz w:val="22"/>
+          <w:szCs w:val="22"/>
+        </w:rPr>
+        <w:t xml:space="preserve"> Subkeys:\n");</w:t>
+      </w:r>
+    </w:p>
+    <w:p>
+      <w:pPr>
+        <w:spacing w:line="360" w:lineRule="auto"/>
+        <w:jc w:val="both"/>
+        <w:rPr>
+          <w:rFonts w:ascii="Bahnschrift SemiBold" w:hAnsi="Bahnschrift SemiBold" w:cs="Times New Roman"/>
+          <w:b/>
+          <w:bCs/>
+          <w:sz w:val="22"/>
+          <w:szCs w:val="22"/>
+        </w:rPr>
+      </w:pPr>
+      <w:r>
+        <w:rPr>
+          <w:rFonts w:ascii="Bahnschrift SemiBold" w:hAnsi="Bahnschrift SemiBold" w:cs="Times New Roman"/>
+          <w:b/>
+          <w:bCs/>
+          <w:sz w:val="22"/>
+          <w:szCs w:val="22"/>
+        </w:rPr>
+        <w:t xml:space="preserve">    for (int </w:t>
+      </w:r>
+      <w:proofErr w:type="spellStart"/>
       <w:r>
         <w:rPr>
           <w:rFonts w:ascii="Bahnschrift SemiBold" w:hAnsi="Bahnschrift SemiBold" w:cs="Times New Roman"/>
@@ -1470,7 +2753,7 @@
           <w:sz w:val="22"/>
           <w:szCs w:val="22"/>
         </w:rPr>
-        <w:t xml:space="preserve"> + 5] = key[</w:t>
+        <w:t xml:space="preserve"> = 0; </w:t>
       </w:r>
       <w:proofErr w:type="spellStart"/>
       <w:r>
@@ -1492,1247 +2775,521 @@
           <w:sz w:val="22"/>
           <w:szCs w:val="22"/>
         </w:rPr>
-        <w:t xml:space="preserve"> + 6];</w:t>
-      </w:r>
-    </w:p>
-    <w:p>
-      <w:pPr>
-        <w:spacing w:line="360" w:lineRule="auto"/>
-        <w:jc w:val="both"/>
-        <w:rPr>
-          <w:rFonts w:ascii="Bahnschrift SemiBold" w:hAnsi="Bahnschrift SemiBold" w:cs="Times New Roman"/>
-          <w:b/>
-          <w:bCs/>
-          <w:sz w:val="22"/>
-          <w:szCs w:val="22"/>
-        </w:rPr>
-      </w:pPr>
-      <w:r>
-        <w:rPr>
-          <w:rFonts w:ascii="Bahnschrift SemiBold" w:hAnsi="Bahnschrift SemiBold" w:cs="Times New Roman"/>
-          <w:b/>
-          <w:bCs/>
-          <w:sz w:val="22"/>
-          <w:szCs w:val="22"/>
-        </w:rPr>
-        <w:t>        }</w:t>
-      </w:r>
-    </w:p>
-    <w:p>
-      <w:pPr>
-        <w:spacing w:line="360" w:lineRule="auto"/>
-        <w:jc w:val="both"/>
-        <w:rPr>
-          <w:rFonts w:ascii="Bahnschrift SemiBold" w:hAnsi="Bahnschrift SemiBold" w:cs="Times New Roman"/>
-          <w:b/>
-          <w:bCs/>
-          <w:sz w:val="22"/>
-          <w:szCs w:val="22"/>
-        </w:rPr>
-      </w:pPr>
-      <w:r>
-        <w:rPr>
-          <w:rFonts w:ascii="Bahnschrift SemiBold" w:hAnsi="Bahnschrift SemiBold" w:cs="Times New Roman"/>
-          <w:b/>
-          <w:bCs/>
-          <w:sz w:val="22"/>
-          <w:szCs w:val="22"/>
-        </w:rPr>
-        <w:t>        key[4] = temp1;</w:t>
-      </w:r>
-    </w:p>
-    <w:p>
-      <w:pPr>
-        <w:spacing w:line="360" w:lineRule="auto"/>
-        <w:jc w:val="both"/>
-        <w:rPr>
-          <w:rFonts w:ascii="Bahnschrift SemiBold" w:hAnsi="Bahnschrift SemiBold" w:cs="Times New Roman"/>
-          <w:b/>
-          <w:bCs/>
-          <w:sz w:val="22"/>
-          <w:szCs w:val="22"/>
-        </w:rPr>
-      </w:pPr>
-      <w:r>
-        <w:rPr>
-          <w:rFonts w:ascii="Bahnschrift SemiBold" w:hAnsi="Bahnschrift SemiBold" w:cs="Times New Roman"/>
-          <w:b/>
-          <w:bCs/>
-          <w:sz w:val="22"/>
-          <w:szCs w:val="22"/>
-        </w:rPr>
-        <w:t>        key[9] = temp2;</w:t>
-      </w:r>
-    </w:p>
-    <w:p>
-      <w:pPr>
-        <w:spacing w:line="360" w:lineRule="auto"/>
-        <w:jc w:val="both"/>
-        <w:rPr>
-          <w:rFonts w:ascii="Bahnschrift SemiBold" w:hAnsi="Bahnschrift SemiBold" w:cs="Times New Roman"/>
-          <w:b/>
-          <w:bCs/>
-          <w:sz w:val="22"/>
-          <w:szCs w:val="22"/>
-        </w:rPr>
-      </w:pPr>
-      <w:r>
-        <w:rPr>
-          <w:rFonts w:ascii="Bahnschrift SemiBold" w:hAnsi="Bahnschrift SemiBold" w:cs="Times New Roman"/>
-          <w:b/>
-          <w:bCs/>
-          <w:sz w:val="22"/>
-          <w:szCs w:val="22"/>
+        <w:t xml:space="preserve"> &lt; 16; </w:t>
+      </w:r>
+      <w:proofErr w:type="spellStart"/>
+      <w:r>
+        <w:rPr>
+          <w:rFonts w:ascii="Bahnschrift SemiBold" w:hAnsi="Bahnschrift SemiBold" w:cs="Times New Roman"/>
+          <w:b/>
+          <w:bCs/>
+          <w:sz w:val="22"/>
+          <w:szCs w:val="22"/>
+        </w:rPr>
+        <w:t>i</w:t>
+      </w:r>
+      <w:proofErr w:type="spellEnd"/>
+      <w:r>
+        <w:rPr>
+          <w:rFonts w:ascii="Bahnschrift SemiBold" w:hAnsi="Bahnschrift SemiBold" w:cs="Times New Roman"/>
+          <w:b/>
+          <w:bCs/>
+          <w:sz w:val="22"/>
+          <w:szCs w:val="22"/>
+        </w:rPr>
+        <w:t>++)</w:t>
+      </w:r>
+    </w:p>
+    <w:p>
+      <w:pPr>
+        <w:spacing w:line="360" w:lineRule="auto"/>
+        <w:jc w:val="both"/>
+        <w:rPr>
+          <w:rFonts w:ascii="Bahnschrift SemiBold" w:hAnsi="Bahnschrift SemiBold" w:cs="Times New Roman"/>
+          <w:b/>
+          <w:bCs/>
+          <w:sz w:val="22"/>
+          <w:szCs w:val="22"/>
+        </w:rPr>
+      </w:pPr>
+      <w:r>
+        <w:rPr>
+          <w:rFonts w:ascii="Bahnschrift SemiBold" w:hAnsi="Bahnschrift SemiBold" w:cs="Times New Roman"/>
+          <w:b/>
+          <w:bCs/>
+          <w:sz w:val="22"/>
+          <w:szCs w:val="22"/>
+        </w:rPr>
+        <w:t>    {</w:t>
+      </w:r>
+    </w:p>
+    <w:p>
+      <w:pPr>
+        <w:spacing w:line="360" w:lineRule="auto"/>
+        <w:jc w:val="both"/>
+        <w:rPr>
+          <w:rFonts w:ascii="Bahnschrift SemiBold" w:hAnsi="Bahnschrift SemiBold" w:cs="Times New Roman"/>
+          <w:b/>
+          <w:bCs/>
+          <w:sz w:val="22"/>
+          <w:szCs w:val="22"/>
+        </w:rPr>
+      </w:pPr>
+      <w:r>
+        <w:rPr>
+          <w:rFonts w:ascii="Bahnschrift SemiBold" w:hAnsi="Bahnschrift SemiBold" w:cs="Times New Roman"/>
+          <w:b/>
+          <w:bCs/>
+          <w:sz w:val="22"/>
+          <w:szCs w:val="22"/>
+        </w:rPr>
+        <w:t xml:space="preserve">        </w:t>
+      </w:r>
+      <w:proofErr w:type="spellStart"/>
+      <w:proofErr w:type="gramStart"/>
+      <w:r>
+        <w:rPr>
+          <w:rFonts w:ascii="Bahnschrift SemiBold" w:hAnsi="Bahnschrift SemiBold" w:cs="Times New Roman"/>
+          <w:b/>
+          <w:bCs/>
+          <w:sz w:val="22"/>
+          <w:szCs w:val="22"/>
+        </w:rPr>
+        <w:t>printf</w:t>
+      </w:r>
+      <w:proofErr w:type="spellEnd"/>
+      <w:r>
+        <w:rPr>
+          <w:rFonts w:ascii="Bahnschrift SemiBold" w:hAnsi="Bahnschrift SemiBold" w:cs="Times New Roman"/>
+          <w:b/>
+          <w:bCs/>
+          <w:sz w:val="22"/>
+          <w:szCs w:val="22"/>
+        </w:rPr>
+        <w:t>(</w:t>
+      </w:r>
+      <w:proofErr w:type="gramEnd"/>
+      <w:r>
+        <w:rPr>
+          <w:rFonts w:ascii="Bahnschrift SemiBold" w:hAnsi="Bahnschrift SemiBold" w:cs="Times New Roman"/>
+          <w:b/>
+          <w:bCs/>
+          <w:sz w:val="22"/>
+          <w:szCs w:val="22"/>
+        </w:rPr>
+        <w:t>"</w:t>
+      </w:r>
+      <w:proofErr w:type="spellStart"/>
+      <w:r>
+        <w:rPr>
+          <w:rFonts w:ascii="Bahnschrift SemiBold" w:hAnsi="Bahnschrift SemiBold" w:cs="Times New Roman"/>
+          <w:b/>
+          <w:bCs/>
+          <w:sz w:val="22"/>
+          <w:szCs w:val="22"/>
+        </w:rPr>
+        <w:t>K%d</w:t>
+      </w:r>
+      <w:proofErr w:type="spellEnd"/>
+      <w:r>
+        <w:rPr>
+          <w:rFonts w:ascii="Bahnschrift SemiBold" w:hAnsi="Bahnschrift SemiBold" w:cs="Times New Roman"/>
+          <w:b/>
+          <w:bCs/>
+          <w:sz w:val="22"/>
+          <w:szCs w:val="22"/>
+        </w:rPr>
+        <w:t xml:space="preserve">: ", </w:t>
+      </w:r>
+      <w:proofErr w:type="spellStart"/>
+      <w:r>
+        <w:rPr>
+          <w:rFonts w:ascii="Bahnschrift SemiBold" w:hAnsi="Bahnschrift SemiBold" w:cs="Times New Roman"/>
+          <w:b/>
+          <w:bCs/>
+          <w:sz w:val="22"/>
+          <w:szCs w:val="22"/>
+        </w:rPr>
+        <w:t>i</w:t>
+      </w:r>
+      <w:proofErr w:type="spellEnd"/>
+      <w:r>
+        <w:rPr>
+          <w:rFonts w:ascii="Bahnschrift SemiBold" w:hAnsi="Bahnschrift SemiBold" w:cs="Times New Roman"/>
+          <w:b/>
+          <w:bCs/>
+          <w:sz w:val="22"/>
+          <w:szCs w:val="22"/>
+        </w:rPr>
+        <w:t xml:space="preserve"> + 1);</w:t>
+      </w:r>
+    </w:p>
+    <w:p>
+      <w:pPr>
+        <w:spacing w:line="360" w:lineRule="auto"/>
+        <w:jc w:val="both"/>
+        <w:rPr>
+          <w:rFonts w:ascii="Bahnschrift SemiBold" w:hAnsi="Bahnschrift SemiBold" w:cs="Times New Roman"/>
+          <w:b/>
+          <w:bCs/>
+          <w:sz w:val="22"/>
+          <w:szCs w:val="22"/>
+        </w:rPr>
+      </w:pPr>
+      <w:r>
+        <w:rPr>
+          <w:rFonts w:ascii="Bahnschrift SemiBold" w:hAnsi="Bahnschrift SemiBold" w:cs="Times New Roman"/>
+          <w:b/>
+          <w:bCs/>
+          <w:sz w:val="22"/>
+          <w:szCs w:val="22"/>
+        </w:rPr>
+        <w:t xml:space="preserve">        for (int j = 0; j &lt; 10; </w:t>
+      </w:r>
+      <w:proofErr w:type="spellStart"/>
+      <w:r>
+        <w:rPr>
+          <w:rFonts w:ascii="Bahnschrift SemiBold" w:hAnsi="Bahnschrift SemiBold" w:cs="Times New Roman"/>
+          <w:b/>
+          <w:bCs/>
+          <w:sz w:val="22"/>
+          <w:szCs w:val="22"/>
+        </w:rPr>
+        <w:t>j++</w:t>
+      </w:r>
+      <w:proofErr w:type="spellEnd"/>
+      <w:r>
+        <w:rPr>
+          <w:rFonts w:ascii="Bahnschrift SemiBold" w:hAnsi="Bahnschrift SemiBold" w:cs="Times New Roman"/>
+          <w:b/>
+          <w:bCs/>
+          <w:sz w:val="22"/>
+          <w:szCs w:val="22"/>
+        </w:rPr>
+        <w:t>)</w:t>
+      </w:r>
+    </w:p>
+    <w:p>
+      <w:pPr>
+        <w:spacing w:line="360" w:lineRule="auto"/>
+        <w:jc w:val="both"/>
+        <w:rPr>
+          <w:rFonts w:ascii="Bahnschrift SemiBold" w:hAnsi="Bahnschrift SemiBold" w:cs="Times New Roman"/>
+          <w:b/>
+          <w:bCs/>
+          <w:sz w:val="22"/>
+          <w:szCs w:val="22"/>
+        </w:rPr>
+      </w:pPr>
+      <w:r>
+        <w:rPr>
+          <w:rFonts w:ascii="Bahnschrift SemiBold" w:hAnsi="Bahnschrift SemiBold" w:cs="Times New Roman"/>
+          <w:b/>
+          <w:bCs/>
+          <w:sz w:val="22"/>
+          <w:szCs w:val="22"/>
+        </w:rPr>
+        <w:t xml:space="preserve">            </w:t>
+      </w:r>
+      <w:proofErr w:type="spellStart"/>
+      <w:proofErr w:type="gramStart"/>
+      <w:r>
+        <w:rPr>
+          <w:rFonts w:ascii="Bahnschrift SemiBold" w:hAnsi="Bahnschrift SemiBold" w:cs="Times New Roman"/>
+          <w:b/>
+          <w:bCs/>
+          <w:sz w:val="22"/>
+          <w:szCs w:val="22"/>
+        </w:rPr>
+        <w:t>printf</w:t>
+      </w:r>
+      <w:proofErr w:type="spellEnd"/>
+      <w:r>
+        <w:rPr>
+          <w:rFonts w:ascii="Bahnschrift SemiBold" w:hAnsi="Bahnschrift SemiBold" w:cs="Times New Roman"/>
+          <w:b/>
+          <w:bCs/>
+          <w:sz w:val="22"/>
+          <w:szCs w:val="22"/>
+        </w:rPr>
+        <w:t>(</w:t>
+      </w:r>
+      <w:proofErr w:type="gramEnd"/>
+      <w:r>
+        <w:rPr>
+          <w:rFonts w:ascii="Bahnschrift SemiBold" w:hAnsi="Bahnschrift SemiBold" w:cs="Times New Roman"/>
+          <w:b/>
+          <w:bCs/>
+          <w:sz w:val="22"/>
+          <w:szCs w:val="22"/>
+        </w:rPr>
+        <w:t>"%d", subkeys[</w:t>
+      </w:r>
+      <w:proofErr w:type="spellStart"/>
+      <w:r>
+        <w:rPr>
+          <w:rFonts w:ascii="Bahnschrift SemiBold" w:hAnsi="Bahnschrift SemiBold" w:cs="Times New Roman"/>
+          <w:b/>
+          <w:bCs/>
+          <w:sz w:val="22"/>
+          <w:szCs w:val="22"/>
+        </w:rPr>
+        <w:t>i</w:t>
+      </w:r>
+      <w:proofErr w:type="spellEnd"/>
+      <w:r>
+        <w:rPr>
+          <w:rFonts w:ascii="Bahnschrift SemiBold" w:hAnsi="Bahnschrift SemiBold" w:cs="Times New Roman"/>
+          <w:b/>
+          <w:bCs/>
+          <w:sz w:val="22"/>
+          <w:szCs w:val="22"/>
+        </w:rPr>
+        <w:t>][j]);</w:t>
+      </w:r>
+    </w:p>
+    <w:p>
+      <w:pPr>
+        <w:spacing w:line="360" w:lineRule="auto"/>
+        <w:jc w:val="both"/>
+        <w:rPr>
+          <w:rFonts w:ascii="Bahnschrift SemiBold" w:hAnsi="Bahnschrift SemiBold" w:cs="Times New Roman"/>
+          <w:b/>
+          <w:bCs/>
+          <w:sz w:val="22"/>
+          <w:szCs w:val="22"/>
+        </w:rPr>
+      </w:pPr>
+      <w:r>
+        <w:rPr>
+          <w:rFonts w:ascii="Bahnschrift SemiBold" w:hAnsi="Bahnschrift SemiBold" w:cs="Times New Roman"/>
+          <w:b/>
+          <w:bCs/>
+          <w:sz w:val="22"/>
+          <w:szCs w:val="22"/>
+        </w:rPr>
+        <w:t xml:space="preserve">        </w:t>
+      </w:r>
+      <w:proofErr w:type="spellStart"/>
+      <w:r>
+        <w:rPr>
+          <w:rFonts w:ascii="Bahnschrift SemiBold" w:hAnsi="Bahnschrift SemiBold" w:cs="Times New Roman"/>
+          <w:b/>
+          <w:bCs/>
+          <w:sz w:val="22"/>
+          <w:szCs w:val="22"/>
+        </w:rPr>
+        <w:t>printf</w:t>
+      </w:r>
+      <w:proofErr w:type="spellEnd"/>
+      <w:r>
+        <w:rPr>
+          <w:rFonts w:ascii="Bahnschrift SemiBold" w:hAnsi="Bahnschrift SemiBold" w:cs="Times New Roman"/>
+          <w:b/>
+          <w:bCs/>
+          <w:sz w:val="22"/>
+          <w:szCs w:val="22"/>
+        </w:rPr>
+        <w:t>("\n");</w:t>
+      </w:r>
+    </w:p>
+    <w:p>
+      <w:pPr>
+        <w:spacing w:line="360" w:lineRule="auto"/>
+        <w:jc w:val="both"/>
+        <w:rPr>
+          <w:rFonts w:ascii="Bahnschrift SemiBold" w:hAnsi="Bahnschrift SemiBold" w:cs="Times New Roman"/>
+          <w:b/>
+          <w:bCs/>
+          <w:sz w:val="22"/>
+          <w:szCs w:val="22"/>
+        </w:rPr>
+      </w:pPr>
+      <w:r>
+        <w:rPr>
+          <w:rFonts w:ascii="Bahnschrift SemiBold" w:hAnsi="Bahnschrift SemiBold" w:cs="Times New Roman"/>
+          <w:b/>
+          <w:bCs/>
+          <w:sz w:val="22"/>
+          <w:szCs w:val="22"/>
+        </w:rPr>
+        <w:t>    }</w:t>
+      </w:r>
+    </w:p>
+    <w:p>
+      <w:pPr>
+        <w:spacing w:line="360" w:lineRule="auto"/>
+        <w:jc w:val="both"/>
+        <w:rPr>
+          <w:rFonts w:ascii="Bahnschrift SemiBold" w:hAnsi="Bahnschrift SemiBold" w:cs="Times New Roman"/>
+          <w:b/>
+          <w:bCs/>
+          <w:sz w:val="22"/>
+          <w:szCs w:val="22"/>
+        </w:rPr>
+      </w:pPr>
+      <w:r>
+        <w:rPr>
+          <w:rFonts w:ascii="Bahnschrift SemiBold" w:hAnsi="Bahnschrift SemiBold" w:cs="Times New Roman"/>
+          <w:b/>
+          <w:bCs/>
+          <w:sz w:val="22"/>
+          <w:szCs w:val="22"/>
+        </w:rPr>
+        <w:t>    return 0;</w:t>
+      </w:r>
+    </w:p>
+    <w:p>
+      <w:pPr>
+        <w:spacing w:line="360" w:lineRule="auto"/>
+        <w:jc w:val="both"/>
+        <w:rPr>
+          <w:rFonts w:ascii="Bahnschrift SemiBold" w:hAnsi="Bahnschrift SemiBold" w:cs="Times New Roman"/>
+          <w:b/>
+          <w:bCs/>
+          <w:sz w:val="22"/>
+          <w:szCs w:val="22"/>
+        </w:rPr>
+      </w:pPr>
+      <w:r>
+        <w:rPr>
+          <w:rFonts w:ascii="Bahnschrift SemiBold" w:hAnsi="Bahnschrift SemiBold" w:cs="Times New Roman"/>
+          <w:b/>
+          <w:bCs/>
+          <w:sz w:val="22"/>
+          <w:szCs w:val="22"/>
+        </w:rPr>
+        <w:t>}</w:t>
+      </w:r>
+    </w:p>
+    <w:p>
+      <w:pPr>
+        <w:spacing w:line="360" w:lineRule="auto"/>
+        <w:jc w:val="both"/>
+        <w:rPr>
+          <w:rFonts w:ascii="Bahnschrift SemiBold" w:hAnsi="Bahnschrift SemiBold" w:cs="Times New Roman"/>
+          <w:b/>
+          <w:bCs/>
+          <w:sz w:val="22"/>
+          <w:szCs w:val="22"/>
+        </w:rPr>
+      </w:pPr>
+    </w:p>
+    <w:p>
+      <w:pPr>
+        <w:spacing w:line="360" w:lineRule="auto"/>
+        <w:jc w:val="both"/>
+        <w:rPr>
+          <w:rFonts w:ascii="Times New Roman" w:hAnsi="Times New Roman" w:cs="Times New Roman"/>
+          <w:b/>
+          <w:bCs/>
+        </w:rPr>
+      </w:pPr>
+      <w:r>
+        <w:rPr>
+          <w:rFonts w:ascii="Times New Roman" w:hAnsi="Times New Roman" w:cs="Times New Roman"/>
+          <w:b/>
+          <w:bCs/>
+        </w:rPr>
+        <w:t>Output:</w:t>
+      </w:r>
+    </w:p>
+    <w:p>
+      <w:pPr>
+        <w:spacing w:line="360" w:lineRule="auto"/>
+        <w:jc w:val="both"/>
+        <w:rPr>
+          <w:rFonts w:ascii="Times New Roman" w:hAnsi="Times New Roman" w:cs="Times New Roman"/>
+          <w:b/>
+          <w:bCs/>
+        </w:rPr>
+      </w:pPr>
+      <w:r>
+        <w:rPr>
+          <w:rFonts w:ascii="Times New Roman" w:hAnsi="Times New Roman" w:cs="Times New Roman"/>
+          <w:b/>
+          <w:bCs/>
+          <w:noProof/>
+        </w:rPr>
+        <w:drawing>
+          <wp:inline distT="0" distB="0" distL="0" distR="0" wp14:anchorId="17B13242" wp14:editId="0B8566B4">
+            <wp:extent cx="4244340" cy="3601763"/>
+            <wp:effectExtent l="76200" t="76200" r="137160" b="132080"/>
+            <wp:docPr id="325074883" name="Picture 1"/>
+            <wp:cNvGraphicFramePr>
+              <a:graphicFrameLocks xmlns:a="http://schemas.openxmlformats.org/drawingml/2006/main" noChangeAspect="1"/>
+            </wp:cNvGraphicFramePr>
+            <a:graphic xmlns:a="http://schemas.openxmlformats.org/drawingml/2006/main">
+              <a:graphicData uri="http://schemas.openxmlformats.org/drawingml/2006/picture">
+                <pic:pic xmlns:pic="http://schemas.openxmlformats.org/drawingml/2006/picture">
+                  <pic:nvPicPr>
+                    <pic:cNvPr id="325074883" name=""/>
+                    <pic:cNvPicPr/>
+                  </pic:nvPicPr>
+                  <pic:blipFill>
+                    <a:blip r:embed="rId6"/>
+                    <a:stretch>
+                      <a:fillRect/>
+                    </a:stretch>
+                  </pic:blipFill>
+                  <pic:spPr>
+                    <a:xfrm>
+                      <a:off x="0" y="0"/>
+                      <a:ext cx="4247123" cy="3604125"/>
+                    </a:xfrm>
+                    <a:prstGeom prst="rect">
+                      <a:avLst/>
+                    </a:prstGeom>
+                    <a:ln w="38100" cap="sq">
+                      <a:solidFill>
+                        <a:srgbClr val="000000"/>
+                      </a:solidFill>
+                      <a:prstDash val="solid"/>
+                      <a:miter lim="800000"/>
+                    </a:ln>
+                    <a:effectLst>
+                      <a:outerShdw blurRad="50800" dist="38100" dir="2700000" algn="tl" rotWithShape="0">
+                        <a:srgbClr val="000000">
+                          <a:alpha val="43000"/>
+                        </a:srgbClr>
+                      </a:outerShdw>
+                    </a:effectLst>
+                  </pic:spPr>
+                </pic:pic>
+              </a:graphicData>
+            </a:graphic>
+          </wp:inline>
+        </w:drawing>
+      </w:r>
+    </w:p>
+    <w:p>
+      <w:pPr>
+        <w:spacing w:line="360" w:lineRule="auto"/>
+        <w:jc w:val="both"/>
+        <w:rPr>
+          <w:rFonts w:ascii="Times New Roman" w:hAnsi="Times New Roman" w:cs="Times New Roman"/>
+          <w:b/>
+          <w:bCs/>
+        </w:rPr>
+      </w:pPr>
+    </w:p>
+    <w:p>
+      <w:pPr>
+        <w:spacing w:line="360" w:lineRule="auto"/>
+        <w:jc w:val="both"/>
+        <w:rPr>
+          <w:rFonts w:ascii="Times New Roman" w:hAnsi="Times New Roman" w:cs="Times New Roman"/>
+          <w:b/>
+          <w:bCs/>
+        </w:rPr>
+      </w:pPr>
+      <w:r>
+        <w:rPr>
+          <w:rFonts w:ascii="Times New Roman" w:hAnsi="Times New Roman" w:cs="Times New Roman"/>
+          <w:b/>
+          <w:bCs/>
         </w:rPr>
         <w:lastRenderedPageBreak/>
-        <w:t>    }</w:t>
-      </w:r>
-    </w:p>
-    <w:p>
-      <w:pPr>
-        <w:spacing w:line="360" w:lineRule="auto"/>
-        <w:jc w:val="both"/>
-        <w:rPr>
-          <w:rFonts w:ascii="Bahnschrift SemiBold" w:hAnsi="Bahnschrift SemiBold" w:cs="Times New Roman"/>
-          <w:b/>
-          <w:bCs/>
-          <w:sz w:val="22"/>
-          <w:szCs w:val="22"/>
-        </w:rPr>
-      </w:pPr>
-      <w:r>
-        <w:rPr>
-          <w:rFonts w:ascii="Bahnschrift SemiBold" w:hAnsi="Bahnschrift SemiBold" w:cs="Times New Roman"/>
-          <w:b/>
-          <w:bCs/>
-          <w:sz w:val="22"/>
-          <w:szCs w:val="22"/>
-        </w:rPr>
-        <w:t>}</w:t>
-      </w:r>
-    </w:p>
-    <w:p>
-      <w:pPr>
-        <w:spacing w:line="360" w:lineRule="auto"/>
-        <w:jc w:val="both"/>
-        <w:rPr>
-          <w:rFonts w:ascii="Bahnschrift SemiBold" w:hAnsi="Bahnschrift SemiBold" w:cs="Times New Roman"/>
-          <w:b/>
-          <w:bCs/>
-          <w:sz w:val="22"/>
-          <w:szCs w:val="22"/>
-        </w:rPr>
-      </w:pPr>
-    </w:p>
-    <w:p>
-      <w:pPr>
-        <w:spacing w:line="360" w:lineRule="auto"/>
-        <w:jc w:val="both"/>
-        <w:rPr>
-          <w:rFonts w:ascii="Bahnschrift SemiBold" w:hAnsi="Bahnschrift SemiBold" w:cs="Times New Roman"/>
-          <w:b/>
-          <w:bCs/>
-          <w:sz w:val="22"/>
-          <w:szCs w:val="22"/>
-        </w:rPr>
-      </w:pPr>
-      <w:r>
-        <w:rPr>
-          <w:rFonts w:ascii="Bahnschrift SemiBold" w:hAnsi="Bahnschrift SemiBold" w:cs="Times New Roman"/>
-          <w:b/>
-          <w:bCs/>
-          <w:sz w:val="22"/>
-          <w:szCs w:val="22"/>
-        </w:rPr>
-        <w:t>int main()</w:t>
-      </w:r>
-    </w:p>
-    <w:p>
-      <w:pPr>
-        <w:spacing w:line="360" w:lineRule="auto"/>
-        <w:jc w:val="both"/>
-        <w:rPr>
-          <w:rFonts w:ascii="Bahnschrift SemiBold" w:hAnsi="Bahnschrift SemiBold" w:cs="Times New Roman"/>
-          <w:b/>
-          <w:bCs/>
-          <w:sz w:val="22"/>
-          <w:szCs w:val="22"/>
-        </w:rPr>
-      </w:pPr>
-      <w:r>
-        <w:rPr>
-          <w:rFonts w:ascii="Bahnschrift SemiBold" w:hAnsi="Bahnschrift SemiBold" w:cs="Times New Roman"/>
-          <w:b/>
-          <w:bCs/>
-          <w:sz w:val="22"/>
-          <w:szCs w:val="22"/>
-        </w:rPr>
-        <w:t>{</w:t>
-      </w:r>
-    </w:p>
-    <w:p>
-      <w:pPr>
-        <w:spacing w:line="360" w:lineRule="auto"/>
-        <w:jc w:val="both"/>
-        <w:rPr>
-          <w:rFonts w:ascii="Bahnschrift SemiBold" w:hAnsi="Bahnschrift SemiBold" w:cs="Times New Roman"/>
-          <w:b/>
-          <w:bCs/>
-          <w:sz w:val="22"/>
-          <w:szCs w:val="22"/>
-        </w:rPr>
-      </w:pPr>
-      <w:r>
-        <w:rPr>
-          <w:rFonts w:ascii="Bahnschrift SemiBold" w:hAnsi="Bahnschrift SemiBold" w:cs="Times New Roman"/>
-          <w:b/>
-          <w:bCs/>
-          <w:sz w:val="22"/>
-          <w:szCs w:val="22"/>
-        </w:rPr>
-        <w:t>    int key[10], temp[10], K1[8], K2[8];</w:t>
-      </w:r>
-    </w:p>
-    <w:p>
-      <w:pPr>
-        <w:spacing w:line="360" w:lineRule="auto"/>
-        <w:jc w:val="both"/>
-        <w:rPr>
-          <w:rFonts w:ascii="Bahnschrift SemiBold" w:hAnsi="Bahnschrift SemiBold" w:cs="Times New Roman"/>
-          <w:b/>
-          <w:bCs/>
-          <w:sz w:val="22"/>
-          <w:szCs w:val="22"/>
-        </w:rPr>
-      </w:pPr>
-      <w:r>
-        <w:rPr>
-          <w:rFonts w:ascii="Bahnschrift SemiBold" w:hAnsi="Bahnschrift SemiBold" w:cs="Times New Roman"/>
-          <w:b/>
-          <w:bCs/>
-          <w:sz w:val="22"/>
-          <w:szCs w:val="22"/>
-        </w:rPr>
-        <w:t xml:space="preserve">    </w:t>
-      </w:r>
-      <w:proofErr w:type="spellStart"/>
-      <w:r>
-        <w:rPr>
-          <w:rFonts w:ascii="Bahnschrift SemiBold" w:hAnsi="Bahnschrift SemiBold" w:cs="Times New Roman"/>
-          <w:b/>
-          <w:bCs/>
-          <w:sz w:val="22"/>
-          <w:szCs w:val="22"/>
-        </w:rPr>
-        <w:t>printf</w:t>
-      </w:r>
-      <w:proofErr w:type="spellEnd"/>
-      <w:r>
-        <w:rPr>
-          <w:rFonts w:ascii="Bahnschrift SemiBold" w:hAnsi="Bahnschrift SemiBold" w:cs="Times New Roman"/>
-          <w:b/>
-          <w:bCs/>
-          <w:sz w:val="22"/>
-          <w:szCs w:val="22"/>
-        </w:rPr>
-        <w:t>("Enter 10-bit key (space separated): ");</w:t>
-      </w:r>
-    </w:p>
-    <w:p>
-      <w:pPr>
-        <w:spacing w:line="360" w:lineRule="auto"/>
-        <w:jc w:val="both"/>
-        <w:rPr>
-          <w:rFonts w:ascii="Bahnschrift SemiBold" w:hAnsi="Bahnschrift SemiBold" w:cs="Times New Roman"/>
-          <w:b/>
-          <w:bCs/>
-          <w:sz w:val="22"/>
-          <w:szCs w:val="22"/>
-        </w:rPr>
-      </w:pPr>
-      <w:r>
-        <w:rPr>
-          <w:rFonts w:ascii="Bahnschrift SemiBold" w:hAnsi="Bahnschrift SemiBold" w:cs="Times New Roman"/>
-          <w:b/>
-          <w:bCs/>
-          <w:sz w:val="22"/>
-          <w:szCs w:val="22"/>
-        </w:rPr>
-        <w:t xml:space="preserve">    for (int </w:t>
-      </w:r>
-      <w:proofErr w:type="spellStart"/>
-      <w:r>
-        <w:rPr>
-          <w:rFonts w:ascii="Bahnschrift SemiBold" w:hAnsi="Bahnschrift SemiBold" w:cs="Times New Roman"/>
-          <w:b/>
-          <w:bCs/>
-          <w:sz w:val="22"/>
-          <w:szCs w:val="22"/>
-        </w:rPr>
-        <w:t>i</w:t>
-      </w:r>
-      <w:proofErr w:type="spellEnd"/>
-      <w:r>
-        <w:rPr>
-          <w:rFonts w:ascii="Bahnschrift SemiBold" w:hAnsi="Bahnschrift SemiBold" w:cs="Times New Roman"/>
-          <w:b/>
-          <w:bCs/>
-          <w:sz w:val="22"/>
-          <w:szCs w:val="22"/>
-        </w:rPr>
-        <w:t xml:space="preserve"> = 0; </w:t>
-      </w:r>
-      <w:proofErr w:type="spellStart"/>
-      <w:r>
-        <w:rPr>
-          <w:rFonts w:ascii="Bahnschrift SemiBold" w:hAnsi="Bahnschrift SemiBold" w:cs="Times New Roman"/>
-          <w:b/>
-          <w:bCs/>
-          <w:sz w:val="22"/>
-          <w:szCs w:val="22"/>
-        </w:rPr>
-        <w:t>i</w:t>
-      </w:r>
-      <w:proofErr w:type="spellEnd"/>
-      <w:r>
-        <w:rPr>
-          <w:rFonts w:ascii="Bahnschrift SemiBold" w:hAnsi="Bahnschrift SemiBold" w:cs="Times New Roman"/>
-          <w:b/>
-          <w:bCs/>
-          <w:sz w:val="22"/>
-          <w:szCs w:val="22"/>
-        </w:rPr>
-        <w:t xml:space="preserve"> &lt; 10; </w:t>
-      </w:r>
-      <w:proofErr w:type="spellStart"/>
-      <w:r>
-        <w:rPr>
-          <w:rFonts w:ascii="Bahnschrift SemiBold" w:hAnsi="Bahnschrift SemiBold" w:cs="Times New Roman"/>
-          <w:b/>
-          <w:bCs/>
-          <w:sz w:val="22"/>
-          <w:szCs w:val="22"/>
-        </w:rPr>
-        <w:t>i</w:t>
-      </w:r>
-      <w:proofErr w:type="spellEnd"/>
-      <w:r>
-        <w:rPr>
-          <w:rFonts w:ascii="Bahnschrift SemiBold" w:hAnsi="Bahnschrift SemiBold" w:cs="Times New Roman"/>
-          <w:b/>
-          <w:bCs/>
-          <w:sz w:val="22"/>
-          <w:szCs w:val="22"/>
-        </w:rPr>
-        <w:t>++)</w:t>
-      </w:r>
-    </w:p>
-    <w:p>
-      <w:pPr>
-        <w:spacing w:line="360" w:lineRule="auto"/>
-        <w:jc w:val="both"/>
-        <w:rPr>
-          <w:rFonts w:ascii="Bahnschrift SemiBold" w:hAnsi="Bahnschrift SemiBold" w:cs="Times New Roman"/>
-          <w:b/>
-          <w:bCs/>
-          <w:sz w:val="22"/>
-          <w:szCs w:val="22"/>
-        </w:rPr>
-      </w:pPr>
-      <w:r>
-        <w:rPr>
-          <w:rFonts w:ascii="Bahnschrift SemiBold" w:hAnsi="Bahnschrift SemiBold" w:cs="Times New Roman"/>
-          <w:b/>
-          <w:bCs/>
-          <w:sz w:val="22"/>
-          <w:szCs w:val="22"/>
-        </w:rPr>
-        <w:t xml:space="preserve">        </w:t>
-      </w:r>
-      <w:proofErr w:type="spellStart"/>
-      <w:r>
-        <w:rPr>
-          <w:rFonts w:ascii="Bahnschrift SemiBold" w:hAnsi="Bahnschrift SemiBold" w:cs="Times New Roman"/>
-          <w:b/>
-          <w:bCs/>
-          <w:sz w:val="22"/>
-          <w:szCs w:val="22"/>
-        </w:rPr>
-        <w:t>scanf</w:t>
-      </w:r>
-      <w:proofErr w:type="spellEnd"/>
-      <w:r>
-        <w:rPr>
-          <w:rFonts w:ascii="Bahnschrift SemiBold" w:hAnsi="Bahnschrift SemiBold" w:cs="Times New Roman"/>
-          <w:b/>
-          <w:bCs/>
-          <w:sz w:val="22"/>
-          <w:szCs w:val="22"/>
-        </w:rPr>
-        <w:t>("%d", &amp;key[</w:t>
-      </w:r>
-      <w:proofErr w:type="spellStart"/>
-      <w:r>
-        <w:rPr>
-          <w:rFonts w:ascii="Bahnschrift SemiBold" w:hAnsi="Bahnschrift SemiBold" w:cs="Times New Roman"/>
-          <w:b/>
-          <w:bCs/>
-          <w:sz w:val="22"/>
-          <w:szCs w:val="22"/>
-        </w:rPr>
-        <w:t>i</w:t>
-      </w:r>
-      <w:proofErr w:type="spellEnd"/>
-      <w:r>
-        <w:rPr>
-          <w:rFonts w:ascii="Bahnschrift SemiBold" w:hAnsi="Bahnschrift SemiBold" w:cs="Times New Roman"/>
-          <w:b/>
-          <w:bCs/>
-          <w:sz w:val="22"/>
-          <w:szCs w:val="22"/>
-        </w:rPr>
-        <w:t>]);</w:t>
-      </w:r>
-    </w:p>
-    <w:p>
-      <w:pPr>
-        <w:spacing w:line="360" w:lineRule="auto"/>
-        <w:jc w:val="both"/>
-        <w:rPr>
-          <w:rFonts w:ascii="Bahnschrift SemiBold" w:hAnsi="Bahnschrift SemiBold" w:cs="Times New Roman"/>
-          <w:b/>
-          <w:bCs/>
-          <w:sz w:val="22"/>
-          <w:szCs w:val="22"/>
-        </w:rPr>
-      </w:pPr>
-      <w:r>
-        <w:rPr>
-          <w:rFonts w:ascii="Bahnschrift SemiBold" w:hAnsi="Bahnschrift SemiBold" w:cs="Times New Roman"/>
-          <w:b/>
-          <w:bCs/>
-          <w:sz w:val="22"/>
-          <w:szCs w:val="22"/>
-        </w:rPr>
-        <w:t>    /* Step 1: P10 permutation */</w:t>
-      </w:r>
-    </w:p>
-    <w:p>
-      <w:pPr>
-        <w:spacing w:line="360" w:lineRule="auto"/>
-        <w:jc w:val="both"/>
-        <w:rPr>
-          <w:rFonts w:ascii="Bahnschrift SemiBold" w:hAnsi="Bahnschrift SemiBold" w:cs="Times New Roman"/>
-          <w:b/>
-          <w:bCs/>
-          <w:sz w:val="22"/>
-          <w:szCs w:val="22"/>
-        </w:rPr>
-      </w:pPr>
-      <w:r>
-        <w:rPr>
-          <w:rFonts w:ascii="Bahnschrift SemiBold" w:hAnsi="Bahnschrift SemiBold" w:cs="Times New Roman"/>
-          <w:b/>
-          <w:bCs/>
-          <w:sz w:val="22"/>
-          <w:szCs w:val="22"/>
-        </w:rPr>
-        <w:t>    permute(key, P10, 10, temp);</w:t>
-      </w:r>
-    </w:p>
-    <w:p>
-      <w:pPr>
-        <w:spacing w:line="360" w:lineRule="auto"/>
-        <w:jc w:val="both"/>
-        <w:rPr>
-          <w:rFonts w:ascii="Bahnschrift SemiBold" w:hAnsi="Bahnschrift SemiBold" w:cs="Times New Roman"/>
-          <w:b/>
-          <w:bCs/>
-          <w:sz w:val="22"/>
-          <w:szCs w:val="22"/>
-        </w:rPr>
-      </w:pPr>
-      <w:r>
-        <w:rPr>
-          <w:rFonts w:ascii="Bahnschrift SemiBold" w:hAnsi="Bahnschrift SemiBold" w:cs="Times New Roman"/>
-          <w:b/>
-          <w:bCs/>
-          <w:sz w:val="22"/>
-          <w:szCs w:val="22"/>
-        </w:rPr>
-        <w:t>    /* Step 2: Left shift by 1 */</w:t>
-      </w:r>
-    </w:p>
-    <w:p>
-      <w:pPr>
-        <w:spacing w:line="360" w:lineRule="auto"/>
-        <w:jc w:val="both"/>
-        <w:rPr>
-          <w:rFonts w:ascii="Bahnschrift SemiBold" w:hAnsi="Bahnschrift SemiBold" w:cs="Times New Roman"/>
-          <w:b/>
-          <w:bCs/>
-          <w:sz w:val="22"/>
-          <w:szCs w:val="22"/>
-        </w:rPr>
-      </w:pPr>
-      <w:r>
-        <w:rPr>
-          <w:rFonts w:ascii="Bahnschrift SemiBold" w:hAnsi="Bahnschrift SemiBold" w:cs="Times New Roman"/>
-          <w:b/>
-          <w:bCs/>
-          <w:sz w:val="22"/>
-          <w:szCs w:val="22"/>
-        </w:rPr>
-        <w:t xml:space="preserve">    </w:t>
-      </w:r>
-      <w:proofErr w:type="spellStart"/>
-      <w:r>
-        <w:rPr>
-          <w:rFonts w:ascii="Bahnschrift SemiBold" w:hAnsi="Bahnschrift SemiBold" w:cs="Times New Roman"/>
-          <w:b/>
-          <w:bCs/>
-          <w:sz w:val="22"/>
-          <w:szCs w:val="22"/>
-        </w:rPr>
-        <w:t>leftShift</w:t>
-      </w:r>
-      <w:proofErr w:type="spellEnd"/>
-      <w:r>
-        <w:rPr>
-          <w:rFonts w:ascii="Bahnschrift SemiBold" w:hAnsi="Bahnschrift SemiBold" w:cs="Times New Roman"/>
-          <w:b/>
-          <w:bCs/>
-          <w:sz w:val="22"/>
-          <w:szCs w:val="22"/>
-        </w:rPr>
-        <w:t>(temp, 1);</w:t>
-      </w:r>
-    </w:p>
-    <w:p>
-      <w:pPr>
-        <w:spacing w:line="360" w:lineRule="auto"/>
-        <w:jc w:val="both"/>
-        <w:rPr>
-          <w:rFonts w:ascii="Bahnschrift SemiBold" w:hAnsi="Bahnschrift SemiBold" w:cs="Times New Roman"/>
-          <w:b/>
-          <w:bCs/>
-          <w:sz w:val="22"/>
-          <w:szCs w:val="22"/>
-        </w:rPr>
-      </w:pPr>
-      <w:r>
-        <w:rPr>
-          <w:rFonts w:ascii="Bahnschrift SemiBold" w:hAnsi="Bahnschrift SemiBold" w:cs="Times New Roman"/>
-          <w:b/>
-          <w:bCs/>
-          <w:sz w:val="22"/>
-          <w:szCs w:val="22"/>
-        </w:rPr>
-        <w:t>    /* Step 3: Generate K1 using P8 */</w:t>
-      </w:r>
-    </w:p>
-    <w:p>
-      <w:pPr>
-        <w:spacing w:line="360" w:lineRule="auto"/>
-        <w:jc w:val="both"/>
-        <w:rPr>
-          <w:rFonts w:ascii="Bahnschrift SemiBold" w:hAnsi="Bahnschrift SemiBold" w:cs="Times New Roman"/>
-          <w:b/>
-          <w:bCs/>
-          <w:sz w:val="22"/>
-          <w:szCs w:val="22"/>
-        </w:rPr>
-      </w:pPr>
-      <w:r>
-        <w:rPr>
-          <w:rFonts w:ascii="Bahnschrift SemiBold" w:hAnsi="Bahnschrift SemiBold" w:cs="Times New Roman"/>
-          <w:b/>
-          <w:bCs/>
-          <w:sz w:val="22"/>
-          <w:szCs w:val="22"/>
-        </w:rPr>
-        <w:t>    permute(temp, P8, 8, K1);</w:t>
-      </w:r>
-    </w:p>
-    <w:p>
-      <w:pPr>
-        <w:spacing w:line="360" w:lineRule="auto"/>
-        <w:jc w:val="both"/>
-        <w:rPr>
-          <w:rFonts w:ascii="Bahnschrift SemiBold" w:hAnsi="Bahnschrift SemiBold" w:cs="Times New Roman"/>
-          <w:b/>
-          <w:bCs/>
-          <w:sz w:val="22"/>
-          <w:szCs w:val="22"/>
-        </w:rPr>
-      </w:pPr>
-      <w:r>
-        <w:rPr>
-          <w:rFonts w:ascii="Bahnschrift SemiBold" w:hAnsi="Bahnschrift SemiBold" w:cs="Times New Roman"/>
-          <w:b/>
-          <w:bCs/>
-          <w:sz w:val="22"/>
-          <w:szCs w:val="22"/>
-        </w:rPr>
-        <w:t>    /* Step 4: Left shift by 2 */</w:t>
-      </w:r>
-    </w:p>
-    <w:p>
-      <w:pPr>
-        <w:spacing w:line="360" w:lineRule="auto"/>
-        <w:jc w:val="both"/>
-        <w:rPr>
-          <w:rFonts w:ascii="Bahnschrift SemiBold" w:hAnsi="Bahnschrift SemiBold" w:cs="Times New Roman"/>
-          <w:b/>
-          <w:bCs/>
-          <w:sz w:val="22"/>
-          <w:szCs w:val="22"/>
-        </w:rPr>
-      </w:pPr>
-      <w:r>
-        <w:rPr>
-          <w:rFonts w:ascii="Bahnschrift SemiBold" w:hAnsi="Bahnschrift SemiBold" w:cs="Times New Roman"/>
-          <w:b/>
-          <w:bCs/>
-          <w:sz w:val="22"/>
-          <w:szCs w:val="22"/>
-        </w:rPr>
-        <w:t xml:space="preserve">    </w:t>
-      </w:r>
-      <w:proofErr w:type="spellStart"/>
-      <w:r>
-        <w:rPr>
-          <w:rFonts w:ascii="Bahnschrift SemiBold" w:hAnsi="Bahnschrift SemiBold" w:cs="Times New Roman"/>
-          <w:b/>
-          <w:bCs/>
-          <w:sz w:val="22"/>
-          <w:szCs w:val="22"/>
-        </w:rPr>
-        <w:t>leftShift</w:t>
-      </w:r>
-      <w:proofErr w:type="spellEnd"/>
-      <w:r>
-        <w:rPr>
-          <w:rFonts w:ascii="Bahnschrift SemiBold" w:hAnsi="Bahnschrift SemiBold" w:cs="Times New Roman"/>
-          <w:b/>
-          <w:bCs/>
-          <w:sz w:val="22"/>
-          <w:szCs w:val="22"/>
-        </w:rPr>
-        <w:t>(temp, 2);</w:t>
-      </w:r>
-    </w:p>
-    <w:p>
-      <w:pPr>
-        <w:spacing w:line="360" w:lineRule="auto"/>
-        <w:jc w:val="both"/>
-        <w:rPr>
-          <w:rFonts w:ascii="Bahnschrift SemiBold" w:hAnsi="Bahnschrift SemiBold" w:cs="Times New Roman"/>
-          <w:b/>
-          <w:bCs/>
-          <w:sz w:val="22"/>
-          <w:szCs w:val="22"/>
-        </w:rPr>
-      </w:pPr>
-      <w:r>
-        <w:rPr>
-          <w:rFonts w:ascii="Bahnschrift SemiBold" w:hAnsi="Bahnschrift SemiBold" w:cs="Times New Roman"/>
-          <w:b/>
-          <w:bCs/>
-          <w:sz w:val="22"/>
-          <w:szCs w:val="22"/>
-        </w:rPr>
-        <w:t>    /* Step 5: Generate K2 using P8 */</w:t>
-      </w:r>
-    </w:p>
-    <w:p>
-      <w:pPr>
-        <w:spacing w:line="360" w:lineRule="auto"/>
-        <w:jc w:val="both"/>
-        <w:rPr>
-          <w:rFonts w:ascii="Bahnschrift SemiBold" w:hAnsi="Bahnschrift SemiBold" w:cs="Times New Roman"/>
-          <w:b/>
-          <w:bCs/>
-          <w:sz w:val="22"/>
-          <w:szCs w:val="22"/>
-        </w:rPr>
-      </w:pPr>
-      <w:r>
-        <w:rPr>
-          <w:rFonts w:ascii="Bahnschrift SemiBold" w:hAnsi="Bahnschrift SemiBold" w:cs="Times New Roman"/>
-          <w:b/>
-          <w:bCs/>
-          <w:sz w:val="22"/>
-          <w:szCs w:val="22"/>
-        </w:rPr>
-        <w:t>    permute(temp, P8, 8, K2);</w:t>
-      </w:r>
-    </w:p>
-    <w:p>
-      <w:pPr>
-        <w:spacing w:line="360" w:lineRule="auto"/>
-        <w:jc w:val="both"/>
-        <w:rPr>
-          <w:rFonts w:ascii="Bahnschrift SemiBold" w:hAnsi="Bahnschrift SemiBold" w:cs="Times New Roman"/>
-          <w:b/>
-          <w:bCs/>
-          <w:sz w:val="22"/>
-          <w:szCs w:val="22"/>
-        </w:rPr>
-      </w:pPr>
-      <w:r>
-        <w:rPr>
-          <w:rFonts w:ascii="Bahnschrift SemiBold" w:hAnsi="Bahnschrift SemiBold" w:cs="Times New Roman"/>
-          <w:b/>
-          <w:bCs/>
-          <w:sz w:val="22"/>
-          <w:szCs w:val="22"/>
-        </w:rPr>
-        <w:t xml:space="preserve">    </w:t>
-      </w:r>
-      <w:proofErr w:type="spellStart"/>
-      <w:r>
-        <w:rPr>
-          <w:rFonts w:ascii="Bahnschrift SemiBold" w:hAnsi="Bahnschrift SemiBold" w:cs="Times New Roman"/>
-          <w:b/>
-          <w:bCs/>
-          <w:sz w:val="22"/>
-          <w:szCs w:val="22"/>
-        </w:rPr>
-        <w:t>printf</w:t>
-      </w:r>
-      <w:proofErr w:type="spellEnd"/>
-      <w:r>
-        <w:rPr>
-          <w:rFonts w:ascii="Bahnschrift SemiBold" w:hAnsi="Bahnschrift SemiBold" w:cs="Times New Roman"/>
-          <w:b/>
-          <w:bCs/>
-          <w:sz w:val="22"/>
-          <w:szCs w:val="22"/>
-        </w:rPr>
-        <w:t>("\</w:t>
-      </w:r>
-      <w:proofErr w:type="spellStart"/>
-      <w:r>
-        <w:rPr>
-          <w:rFonts w:ascii="Bahnschrift SemiBold" w:hAnsi="Bahnschrift SemiBold" w:cs="Times New Roman"/>
-          <w:b/>
-          <w:bCs/>
-          <w:sz w:val="22"/>
-          <w:szCs w:val="22"/>
-        </w:rPr>
-        <w:t>nSubkey</w:t>
-      </w:r>
-      <w:proofErr w:type="spellEnd"/>
-      <w:r>
-        <w:rPr>
-          <w:rFonts w:ascii="Bahnschrift SemiBold" w:hAnsi="Bahnschrift SemiBold" w:cs="Times New Roman"/>
-          <w:b/>
-          <w:bCs/>
-          <w:sz w:val="22"/>
-          <w:szCs w:val="22"/>
-        </w:rPr>
-        <w:t xml:space="preserve"> K1: ");</w:t>
-      </w:r>
-    </w:p>
-    <w:p>
-      <w:pPr>
-        <w:spacing w:line="360" w:lineRule="auto"/>
-        <w:jc w:val="both"/>
-        <w:rPr>
-          <w:rFonts w:ascii="Bahnschrift SemiBold" w:hAnsi="Bahnschrift SemiBold" w:cs="Times New Roman"/>
-          <w:b/>
-          <w:bCs/>
-          <w:sz w:val="22"/>
-          <w:szCs w:val="22"/>
-        </w:rPr>
-      </w:pPr>
-      <w:r>
-        <w:rPr>
-          <w:rFonts w:ascii="Bahnschrift SemiBold" w:hAnsi="Bahnschrift SemiBold" w:cs="Times New Roman"/>
-          <w:b/>
-          <w:bCs/>
-          <w:sz w:val="22"/>
-          <w:szCs w:val="22"/>
-        </w:rPr>
-        <w:t xml:space="preserve">    for (int </w:t>
-      </w:r>
-      <w:proofErr w:type="spellStart"/>
-      <w:r>
-        <w:rPr>
-          <w:rFonts w:ascii="Bahnschrift SemiBold" w:hAnsi="Bahnschrift SemiBold" w:cs="Times New Roman"/>
-          <w:b/>
-          <w:bCs/>
-          <w:sz w:val="22"/>
-          <w:szCs w:val="22"/>
-        </w:rPr>
-        <w:t>i</w:t>
-      </w:r>
-      <w:proofErr w:type="spellEnd"/>
-      <w:r>
-        <w:rPr>
-          <w:rFonts w:ascii="Bahnschrift SemiBold" w:hAnsi="Bahnschrift SemiBold" w:cs="Times New Roman"/>
-          <w:b/>
-          <w:bCs/>
-          <w:sz w:val="22"/>
-          <w:szCs w:val="22"/>
-        </w:rPr>
-        <w:t xml:space="preserve"> = 0; </w:t>
-      </w:r>
-      <w:proofErr w:type="spellStart"/>
-      <w:r>
-        <w:rPr>
-          <w:rFonts w:ascii="Bahnschrift SemiBold" w:hAnsi="Bahnschrift SemiBold" w:cs="Times New Roman"/>
-          <w:b/>
-          <w:bCs/>
-          <w:sz w:val="22"/>
-          <w:szCs w:val="22"/>
-        </w:rPr>
-        <w:t>i</w:t>
-      </w:r>
-      <w:proofErr w:type="spellEnd"/>
-      <w:r>
-        <w:rPr>
-          <w:rFonts w:ascii="Bahnschrift SemiBold" w:hAnsi="Bahnschrift SemiBold" w:cs="Times New Roman"/>
-          <w:b/>
-          <w:bCs/>
-          <w:sz w:val="22"/>
-          <w:szCs w:val="22"/>
-        </w:rPr>
-        <w:t xml:space="preserve"> &lt; 8; </w:t>
-      </w:r>
-      <w:proofErr w:type="spellStart"/>
-      <w:r>
-        <w:rPr>
-          <w:rFonts w:ascii="Bahnschrift SemiBold" w:hAnsi="Bahnschrift SemiBold" w:cs="Times New Roman"/>
-          <w:b/>
-          <w:bCs/>
-          <w:sz w:val="22"/>
-          <w:szCs w:val="22"/>
-        </w:rPr>
-        <w:t>i</w:t>
-      </w:r>
-      <w:proofErr w:type="spellEnd"/>
-      <w:r>
-        <w:rPr>
-          <w:rFonts w:ascii="Bahnschrift SemiBold" w:hAnsi="Bahnschrift SemiBold" w:cs="Times New Roman"/>
-          <w:b/>
-          <w:bCs/>
-          <w:sz w:val="22"/>
-          <w:szCs w:val="22"/>
-        </w:rPr>
-        <w:t>++)</w:t>
-      </w:r>
-    </w:p>
-    <w:p>
-      <w:pPr>
-        <w:spacing w:line="360" w:lineRule="auto"/>
-        <w:jc w:val="both"/>
-        <w:rPr>
-          <w:rFonts w:ascii="Bahnschrift SemiBold" w:hAnsi="Bahnschrift SemiBold" w:cs="Times New Roman"/>
-          <w:b/>
-          <w:bCs/>
-          <w:sz w:val="22"/>
-          <w:szCs w:val="22"/>
-        </w:rPr>
-      </w:pPr>
-      <w:r>
-        <w:rPr>
-          <w:rFonts w:ascii="Bahnschrift SemiBold" w:hAnsi="Bahnschrift SemiBold" w:cs="Times New Roman"/>
-          <w:b/>
-          <w:bCs/>
-          <w:sz w:val="22"/>
-          <w:szCs w:val="22"/>
-        </w:rPr>
-        <w:t xml:space="preserve">        </w:t>
-      </w:r>
-      <w:proofErr w:type="spellStart"/>
-      <w:r>
-        <w:rPr>
-          <w:rFonts w:ascii="Bahnschrift SemiBold" w:hAnsi="Bahnschrift SemiBold" w:cs="Times New Roman"/>
-          <w:b/>
-          <w:bCs/>
-          <w:sz w:val="22"/>
-          <w:szCs w:val="22"/>
-        </w:rPr>
-        <w:t>printf</w:t>
-      </w:r>
-      <w:proofErr w:type="spellEnd"/>
-      <w:r>
-        <w:rPr>
-          <w:rFonts w:ascii="Bahnschrift SemiBold" w:hAnsi="Bahnschrift SemiBold" w:cs="Times New Roman"/>
-          <w:b/>
-          <w:bCs/>
-          <w:sz w:val="22"/>
-          <w:szCs w:val="22"/>
-        </w:rPr>
-        <w:t>("%d", K1[</w:t>
-      </w:r>
-      <w:proofErr w:type="spellStart"/>
-      <w:r>
-        <w:rPr>
-          <w:rFonts w:ascii="Bahnschrift SemiBold" w:hAnsi="Bahnschrift SemiBold" w:cs="Times New Roman"/>
-          <w:b/>
-          <w:bCs/>
-          <w:sz w:val="22"/>
-          <w:szCs w:val="22"/>
-        </w:rPr>
-        <w:t>i</w:t>
-      </w:r>
-      <w:proofErr w:type="spellEnd"/>
-      <w:r>
-        <w:rPr>
-          <w:rFonts w:ascii="Bahnschrift SemiBold" w:hAnsi="Bahnschrift SemiBold" w:cs="Times New Roman"/>
-          <w:b/>
-          <w:bCs/>
-          <w:sz w:val="22"/>
-          <w:szCs w:val="22"/>
-        </w:rPr>
-        <w:t>]);</w:t>
-      </w:r>
-    </w:p>
-    <w:p>
-      <w:pPr>
-        <w:spacing w:line="360" w:lineRule="auto"/>
-        <w:jc w:val="both"/>
-        <w:rPr>
-          <w:rFonts w:ascii="Bahnschrift SemiBold" w:hAnsi="Bahnschrift SemiBold" w:cs="Times New Roman"/>
-          <w:b/>
-          <w:bCs/>
-          <w:sz w:val="22"/>
-          <w:szCs w:val="22"/>
-        </w:rPr>
-      </w:pPr>
-      <w:r>
-        <w:rPr>
-          <w:rFonts w:ascii="Bahnschrift SemiBold" w:hAnsi="Bahnschrift SemiBold" w:cs="Times New Roman"/>
-          <w:b/>
-          <w:bCs/>
-          <w:sz w:val="22"/>
-          <w:szCs w:val="22"/>
-        </w:rPr>
-        <w:t xml:space="preserve">    </w:t>
-      </w:r>
-      <w:proofErr w:type="spellStart"/>
-      <w:r>
-        <w:rPr>
-          <w:rFonts w:ascii="Bahnschrift SemiBold" w:hAnsi="Bahnschrift SemiBold" w:cs="Times New Roman"/>
-          <w:b/>
-          <w:bCs/>
-          <w:sz w:val="22"/>
-          <w:szCs w:val="22"/>
-        </w:rPr>
-        <w:t>printf</w:t>
-      </w:r>
-      <w:proofErr w:type="spellEnd"/>
-      <w:r>
-        <w:rPr>
-          <w:rFonts w:ascii="Bahnschrift SemiBold" w:hAnsi="Bahnschrift SemiBold" w:cs="Times New Roman"/>
-          <w:b/>
-          <w:bCs/>
-          <w:sz w:val="22"/>
-          <w:szCs w:val="22"/>
-        </w:rPr>
-        <w:t>("\</w:t>
-      </w:r>
-      <w:proofErr w:type="spellStart"/>
-      <w:r>
-        <w:rPr>
-          <w:rFonts w:ascii="Bahnschrift SemiBold" w:hAnsi="Bahnschrift SemiBold" w:cs="Times New Roman"/>
-          <w:b/>
-          <w:bCs/>
-          <w:sz w:val="22"/>
-          <w:szCs w:val="22"/>
-        </w:rPr>
-        <w:t>nSubkey</w:t>
-      </w:r>
-      <w:proofErr w:type="spellEnd"/>
-      <w:r>
-        <w:rPr>
-          <w:rFonts w:ascii="Bahnschrift SemiBold" w:hAnsi="Bahnschrift SemiBold" w:cs="Times New Roman"/>
-          <w:b/>
-          <w:bCs/>
-          <w:sz w:val="22"/>
-          <w:szCs w:val="22"/>
-        </w:rPr>
-        <w:t xml:space="preserve"> K2: ");</w:t>
-      </w:r>
-    </w:p>
-    <w:p>
-      <w:pPr>
-        <w:spacing w:line="360" w:lineRule="auto"/>
-        <w:jc w:val="both"/>
-        <w:rPr>
-          <w:rFonts w:ascii="Bahnschrift SemiBold" w:hAnsi="Bahnschrift SemiBold" w:cs="Times New Roman"/>
-          <w:b/>
-          <w:bCs/>
-          <w:sz w:val="22"/>
-          <w:szCs w:val="22"/>
-        </w:rPr>
-      </w:pPr>
-      <w:r>
-        <w:rPr>
-          <w:rFonts w:ascii="Bahnschrift SemiBold" w:hAnsi="Bahnschrift SemiBold" w:cs="Times New Roman"/>
-          <w:b/>
-          <w:bCs/>
-          <w:sz w:val="22"/>
-          <w:szCs w:val="22"/>
-        </w:rPr>
-        <w:t xml:space="preserve">    for (int </w:t>
-      </w:r>
-      <w:proofErr w:type="spellStart"/>
-      <w:r>
-        <w:rPr>
-          <w:rFonts w:ascii="Bahnschrift SemiBold" w:hAnsi="Bahnschrift SemiBold" w:cs="Times New Roman"/>
-          <w:b/>
-          <w:bCs/>
-          <w:sz w:val="22"/>
-          <w:szCs w:val="22"/>
-        </w:rPr>
-        <w:t>i</w:t>
-      </w:r>
-      <w:proofErr w:type="spellEnd"/>
-      <w:r>
-        <w:rPr>
-          <w:rFonts w:ascii="Bahnschrift SemiBold" w:hAnsi="Bahnschrift SemiBold" w:cs="Times New Roman"/>
-          <w:b/>
-          <w:bCs/>
-          <w:sz w:val="22"/>
-          <w:szCs w:val="22"/>
-        </w:rPr>
-        <w:t xml:space="preserve"> = 0; </w:t>
-      </w:r>
-      <w:proofErr w:type="spellStart"/>
-      <w:r>
-        <w:rPr>
-          <w:rFonts w:ascii="Bahnschrift SemiBold" w:hAnsi="Bahnschrift SemiBold" w:cs="Times New Roman"/>
-          <w:b/>
-          <w:bCs/>
-          <w:sz w:val="22"/>
-          <w:szCs w:val="22"/>
-        </w:rPr>
-        <w:t>i</w:t>
-      </w:r>
-      <w:proofErr w:type="spellEnd"/>
-      <w:r>
-        <w:rPr>
-          <w:rFonts w:ascii="Bahnschrift SemiBold" w:hAnsi="Bahnschrift SemiBold" w:cs="Times New Roman"/>
-          <w:b/>
-          <w:bCs/>
-          <w:sz w:val="22"/>
-          <w:szCs w:val="22"/>
-        </w:rPr>
-        <w:t xml:space="preserve"> &lt; 8; </w:t>
-      </w:r>
-      <w:proofErr w:type="spellStart"/>
-      <w:r>
-        <w:rPr>
-          <w:rFonts w:ascii="Bahnschrift SemiBold" w:hAnsi="Bahnschrift SemiBold" w:cs="Times New Roman"/>
-          <w:b/>
-          <w:bCs/>
-          <w:sz w:val="22"/>
-          <w:szCs w:val="22"/>
-        </w:rPr>
-        <w:t>i</w:t>
-      </w:r>
-      <w:proofErr w:type="spellEnd"/>
-      <w:r>
-        <w:rPr>
-          <w:rFonts w:ascii="Bahnschrift SemiBold" w:hAnsi="Bahnschrift SemiBold" w:cs="Times New Roman"/>
-          <w:b/>
-          <w:bCs/>
-          <w:sz w:val="22"/>
-          <w:szCs w:val="22"/>
-        </w:rPr>
-        <w:t>++)</w:t>
-      </w:r>
-    </w:p>
-    <w:p>
-      <w:pPr>
-        <w:spacing w:line="360" w:lineRule="auto"/>
-        <w:jc w:val="both"/>
-        <w:rPr>
-          <w:rFonts w:ascii="Bahnschrift SemiBold" w:hAnsi="Bahnschrift SemiBold" w:cs="Times New Roman"/>
-          <w:b/>
-          <w:bCs/>
-          <w:sz w:val="22"/>
-          <w:szCs w:val="22"/>
-        </w:rPr>
-      </w:pPr>
-      <w:r>
-        <w:rPr>
-          <w:rFonts w:ascii="Bahnschrift SemiBold" w:hAnsi="Bahnschrift SemiBold" w:cs="Times New Roman"/>
-          <w:b/>
-          <w:bCs/>
-          <w:sz w:val="22"/>
-          <w:szCs w:val="22"/>
-        </w:rPr>
-        <w:t xml:space="preserve">        </w:t>
-      </w:r>
-      <w:proofErr w:type="spellStart"/>
-      <w:r>
-        <w:rPr>
-          <w:rFonts w:ascii="Bahnschrift SemiBold" w:hAnsi="Bahnschrift SemiBold" w:cs="Times New Roman"/>
-          <w:b/>
-          <w:bCs/>
-          <w:sz w:val="22"/>
-          <w:szCs w:val="22"/>
-        </w:rPr>
-        <w:t>printf</w:t>
-      </w:r>
-      <w:proofErr w:type="spellEnd"/>
-      <w:r>
-        <w:rPr>
-          <w:rFonts w:ascii="Bahnschrift SemiBold" w:hAnsi="Bahnschrift SemiBold" w:cs="Times New Roman"/>
-          <w:b/>
-          <w:bCs/>
-          <w:sz w:val="22"/>
-          <w:szCs w:val="22"/>
-        </w:rPr>
-        <w:t>("%d", K2[</w:t>
-      </w:r>
-      <w:proofErr w:type="spellStart"/>
-      <w:r>
-        <w:rPr>
-          <w:rFonts w:ascii="Bahnschrift SemiBold" w:hAnsi="Bahnschrift SemiBold" w:cs="Times New Roman"/>
-          <w:b/>
-          <w:bCs/>
-          <w:sz w:val="22"/>
-          <w:szCs w:val="22"/>
-        </w:rPr>
-        <w:t>i</w:t>
-      </w:r>
-      <w:proofErr w:type="spellEnd"/>
-      <w:r>
-        <w:rPr>
-          <w:rFonts w:ascii="Bahnschrift SemiBold" w:hAnsi="Bahnschrift SemiBold" w:cs="Times New Roman"/>
-          <w:b/>
-          <w:bCs/>
-          <w:sz w:val="22"/>
-          <w:szCs w:val="22"/>
-        </w:rPr>
-        <w:t>]);</w:t>
-      </w:r>
-    </w:p>
-    <w:p>
-      <w:pPr>
-        <w:spacing w:line="360" w:lineRule="auto"/>
-        <w:jc w:val="both"/>
-        <w:rPr>
-          <w:rFonts w:ascii="Bahnschrift SemiBold" w:hAnsi="Bahnschrift SemiBold" w:cs="Times New Roman"/>
-          <w:b/>
-          <w:bCs/>
-          <w:sz w:val="22"/>
-          <w:szCs w:val="22"/>
-        </w:rPr>
-      </w:pPr>
-      <w:r>
-        <w:rPr>
-          <w:rFonts w:ascii="Bahnschrift SemiBold" w:hAnsi="Bahnschrift SemiBold" w:cs="Times New Roman"/>
-          <w:b/>
-          <w:bCs/>
-          <w:sz w:val="22"/>
-          <w:szCs w:val="22"/>
-        </w:rPr>
-        <w:lastRenderedPageBreak/>
-        <w:t>    return 0;</w:t>
-      </w:r>
-    </w:p>
-    <w:p>
-      <w:pPr>
-        <w:spacing w:line="360" w:lineRule="auto"/>
-        <w:jc w:val="both"/>
-        <w:rPr>
-          <w:rFonts w:ascii="Bahnschrift SemiBold" w:hAnsi="Bahnschrift SemiBold" w:cs="Times New Roman"/>
-          <w:b/>
-          <w:bCs/>
-          <w:sz w:val="22"/>
-          <w:szCs w:val="22"/>
-        </w:rPr>
-      </w:pPr>
-      <w:r>
-        <w:rPr>
-          <w:rFonts w:ascii="Bahnschrift SemiBold" w:hAnsi="Bahnschrift SemiBold" w:cs="Times New Roman"/>
-          <w:b/>
-          <w:bCs/>
-          <w:sz w:val="22"/>
-          <w:szCs w:val="22"/>
-        </w:rPr>
-        <w:t>}</w:t>
-      </w:r>
-    </w:p>
-    <w:p>
-      <w:pPr>
-        <w:spacing w:line="360" w:lineRule="auto"/>
-        <w:jc w:val="both"/>
-        <w:rPr>
-          <w:rFonts w:ascii="Bahnschrift SemiBold" w:hAnsi="Bahnschrift SemiBold" w:cs="Times New Roman"/>
-          <w:b/>
-          <w:bCs/>
-          <w:sz w:val="22"/>
-          <w:szCs w:val="22"/>
-        </w:rPr>
-      </w:pPr>
-    </w:p>
-    <w:p>
-      <w:pPr>
-        <w:spacing w:line="360" w:lineRule="auto"/>
-        <w:jc w:val="both"/>
-        <w:rPr>
-          <w:rFonts w:ascii="Bahnschrift SemiBold" w:hAnsi="Bahnschrift SemiBold" w:cs="Times New Roman"/>
-          <w:b/>
-          <w:bCs/>
-          <w:sz w:val="22"/>
-          <w:szCs w:val="22"/>
-        </w:rPr>
-      </w:pPr>
-    </w:p>
-    <w:p>
-      <w:pPr>
-        <w:spacing w:line="360" w:lineRule="auto"/>
-        <w:jc w:val="both"/>
-        <w:rPr>
-          <w:rFonts w:ascii="Times New Roman" w:hAnsi="Times New Roman" w:cs="Times New Roman"/>
-          <w:b/>
-          <w:bCs/>
-        </w:rPr>
-      </w:pPr>
-      <w:r>
-        <w:rPr>
-          <w:rFonts w:ascii="Times New Roman" w:hAnsi="Times New Roman" w:cs="Times New Roman"/>
-          <w:b/>
-          <w:bCs/>
-        </w:rPr>
-        <w:t>Output:</w:t>
-      </w:r>
-    </w:p>
-    <w:p>
-      <w:pPr>
-        <w:spacing w:line="360" w:lineRule="auto"/>
-        <w:jc w:val="both"/>
-        <w:rPr>
-          <w:rFonts w:ascii="Times New Roman" w:hAnsi="Times New Roman" w:cs="Times New Roman"/>
-          <w:b/>
-          <w:bCs/>
-        </w:rPr>
-      </w:pPr>
-    </w:p>
-    <w:p>
-      <w:pPr>
-        <w:spacing w:line="360" w:lineRule="auto"/>
-        <w:jc w:val="both"/>
-        <w:rPr>
-          <w:rFonts w:ascii="Times New Roman" w:hAnsi="Times New Roman" w:cs="Times New Roman"/>
-          <w:b/>
-          <w:bCs/>
-        </w:rPr>
-      </w:pPr>
-      <w:r>
-        <w:rPr>
-          <w:rFonts w:ascii="Times New Roman" w:hAnsi="Times New Roman" w:cs="Times New Roman"/>
-          <w:b/>
-          <w:bCs/>
-        </w:rPr>
         <w:t>Conclusion:</w:t>
       </w:r>
     </w:p>
@@ -6589,7 +7146,6 @@
   <w:style w:type="character" w:default="1" w:styleId="DefaultParagraphFont">
     <w:name w:val="Default Paragraph Font"/>
     <w:uiPriority w:val="1"/>
-    <w:semiHidden/>
     <w:unhideWhenUsed/>
   </w:style>
   <w:style w:type="table" w:default="1" w:styleId="TableNormal">
